--- a/specifications/TMFC029-PaymentManagement/Diagrams/TMFC029_Payment_Management.docx
+++ b/specifications/TMFC029-PaymentManagement/Diagrams/TMFC029_Payment_Management.docx
@@ -210,566 +210,6 @@
         <w:t>eTOM Processes, SID Data Entities and Functional Framework Functions</w:t>
       </w:r>
     </w:p>
-    <w:p>
-      <w:pPr>
-        <w:pStyle w:val="Heading2"/>
-      </w:pPr>
-      <w:r>
-        <w:t>eTOM business activities</w:t>
-      </w:r>
-    </w:p>
-    <w:p>
-      <w:r>
-        <w:t>eTOM business activities this ODA Component is responsible for:</w:t>
-      </w:r>
-    </w:p>
-    <w:tbl>
-      <w:tblPr>
-        <w:tblStyle w:val="ScrollTableNormal"/>
-        <w:tblW w:type="auto" w:w="0"/>
-        <w:tblLayout w:type="autofit"/>
-        <w:tblLook w:val="04A0" w:firstRow="1" w:lastRow="0" w:firstColumn="0" w:lastColumn="0" w:noHBand="0" w:noVBand="1"/>
-        <w:tblBorders>
-          <w:top w:val="single" w:sz="4" w:space="0" w:color="999999"/>
-          <w:left w:val="single" w:sz="4" w:space="0" w:color="999999"/>
-          <w:bottom w:val="single" w:sz="4" w:space="0" w:color="999999"/>
-          <w:right w:val="single" w:sz="4" w:space="0" w:color="999999"/>
-          <w:insideH w:val="single" w:sz="4" w:space="0" w:color="999999"/>
-          <w:insideV w:val="single" w:sz="4" w:space="0" w:color="999999"/>
-        </w:tblBorders>
-      </w:tblPr>
-      <w:tblGrid>
-        <w:gridCol w:w="2124"/>
-        <w:gridCol w:w="2124"/>
-        <w:gridCol w:w="2124"/>
-        <w:gridCol w:w="2124"/>
-      </w:tblGrid>
-      <w:tr>
-        <w:trPr>
-          <w:tblHeader/>
-        </w:trPr>
-        <w:tc>
-          <w:tcPr>
-            <w:tcW w:type="dxa" w:w="1404"/>
-          </w:tcPr>
-          <w:p>
-            <w:r/>
-            <w:r>
-              <w:rPr>
-                <w:b/>
-              </w:rPr>
-              <w:t>Identifier</w:t>
-            </w:r>
-          </w:p>
-        </w:tc>
-        <w:tc>
-          <w:tcPr>
-            <w:tcW w:type="dxa" w:w="1123"/>
-          </w:tcPr>
-          <w:p>
-            <w:r/>
-            <w:r>
-              <w:rPr>
-                <w:b/>
-              </w:rPr>
-              <w:t>Level</w:t>
-            </w:r>
-          </w:p>
-        </w:tc>
-        <w:tc>
-          <w:tcPr>
-            <w:tcW w:type="dxa" w:w="3463"/>
-          </w:tcPr>
-          <w:p>
-            <w:r/>
-            <w:r>
-              <w:rPr>
-                <w:b/>
-              </w:rPr>
-              <w:t>Business Activity Name</w:t>
-            </w:r>
-          </w:p>
-        </w:tc>
-        <w:tc>
-          <w:tcPr>
-            <w:tcW w:type="dxa" w:w="3370"/>
-          </w:tcPr>
-          <w:p>
-            <w:r/>
-            <w:r>
-              <w:rPr>
-                <w:b/>
-              </w:rPr>
-              <w:t>Description</w:t>
-            </w:r>
-          </w:p>
-        </w:tc>
-      </w:tr>
-      <w:tr>
-        <w:tc>
-          <w:tcPr>
-            <w:tcW w:type="dxa" w:w="1404"/>
-          </w:tcPr>
-          <w:p>
-            <w:r/>
-            <w:r>
-              <w:t>1.3.10</w:t>
-            </w:r>
-          </w:p>
-        </w:tc>
-        <w:tc>
-          <w:tcPr>
-            <w:tcW w:type="dxa" w:w="1123"/>
-          </w:tcPr>
-          <w:p>
-            <w:r/>
-            <w:r>
-              <w:t>L2</w:t>
-            </w:r>
-          </w:p>
-        </w:tc>
-        <w:tc>
-          <w:tcPr>
-            <w:tcW w:type="dxa" w:w="3463"/>
-          </w:tcPr>
-          <w:p>
-            <w:r/>
-            <w:r>
-              <w:t>Customer Bill Payments &amp; Receivables Management</w:t>
-            </w:r>
-          </w:p>
-        </w:tc>
-        <w:tc>
-          <w:tcPr>
-            <w:tcW w:type="dxa" w:w="3370"/>
-          </w:tcPr>
-          <w:p>
-            <w:r/>
-            <w:r>
-              <w:t>Ensure that enterprise revenue is collected through pre-established collection channels and put in place procedures to recover past due payments.</w:t>
-            </w:r>
-          </w:p>
-        </w:tc>
-      </w:tr>
-      <w:tr>
-        <w:tc>
-          <w:tcPr>
-            <w:tcW w:type="dxa" w:w="1404"/>
-          </w:tcPr>
-          <w:p>
-            <w:r/>
-            <w:r>
-              <w:t>1.3.10.2</w:t>
-            </w:r>
-          </w:p>
-        </w:tc>
-        <w:tc>
-          <w:tcPr>
-            <w:tcW w:type="dxa" w:w="1123"/>
-          </w:tcPr>
-          <w:p>
-            <w:r/>
-            <w:r>
-              <w:t>L3</w:t>
-            </w:r>
-          </w:p>
-        </w:tc>
-        <w:tc>
-          <w:tcPr>
-            <w:tcW w:type="dxa" w:w="3463"/>
-          </w:tcPr>
-          <w:p>
-            <w:r/>
-            <w:r>
-              <w:t>Manage Customer Payments</w:t>
-            </w:r>
-          </w:p>
-        </w:tc>
-        <w:tc>
-          <w:tcPr>
-            <w:tcW w:type="dxa" w:w="3370"/>
-          </w:tcPr>
-          <w:p>
-            <w:r/>
-            <w:r>
-              <w:t>The purpose of the Manage Customer Payments process is to collect payments made by the customer and reconcile the payments to the invoices. This process is meant to match these payments with the services/invoices delivered to this customer. These processes can include credit/debit/EFT payments using various channels, either directly or through third parties, and cash or check payments, either directly or through third parties. / In all the above cases these processes are responsible for the processes interacting with the customers and/or the third parties. The processes are also responsible for establishing managing back-end bank accounts for receipt of the customer payments and for the transfer of funds collected by third parties. These processes are responsible for reconciling the money received into the bank accounts against the payments expected in the invoices. Additionally, these processes inform the Financial Management on all those payments for updating the ledger.</w:t>
-            </w:r>
-          </w:p>
-        </w:tc>
-      </w:tr>
-      <w:tr>
-        <w:tc>
-          <w:tcPr>
-            <w:tcW w:type="dxa" w:w="1404"/>
-          </w:tcPr>
-          <w:p>
-            <w:r/>
-            <w:r>
-              <w:t>1.6.16</w:t>
-            </w:r>
-          </w:p>
-        </w:tc>
-        <w:tc>
-          <w:tcPr>
-            <w:tcW w:type="dxa" w:w="1123"/>
-          </w:tcPr>
-          <w:p>
-            <w:r/>
-            <w:r>
-              <w:t>L2</w:t>
-            </w:r>
-          </w:p>
-        </w:tc>
-        <w:tc>
-          <w:tcPr>
-            <w:tcW w:type="dxa" w:w="3463"/>
-          </w:tcPr>
-          <w:p>
-            <w:r/>
-            <w:r>
-              <w:t>Business Partner Payments &amp; Receivables Management</w:t>
-            </w:r>
-          </w:p>
-        </w:tc>
-        <w:tc>
-          <w:tcPr>
-            <w:tcW w:type="dxa" w:w="3370"/>
-          </w:tcPr>
-          <w:p>
-            <w:r/>
-            <w:r>
-              <w:t>Party Bill Payments &amp; Receivables Management is responsible for management of methods used by parties to make payments, administers payment plans, handles payments, and collects debt.</w:t>
-            </w:r>
-          </w:p>
-        </w:tc>
-      </w:tr>
-      <w:tr>
-        <w:tc>
-          <w:tcPr>
-            <w:tcW w:type="dxa" w:w="1404"/>
-          </w:tcPr>
-          <w:p>
-            <w:r/>
-            <w:r>
-              <w:t>1.6.16.1</w:t>
-            </w:r>
-          </w:p>
-        </w:tc>
-        <w:tc>
-          <w:tcPr>
-            <w:tcW w:type="dxa" w:w="1123"/>
-          </w:tcPr>
-          <w:p>
-            <w:r/>
-            <w:r>
-              <w:t>L3</w:t>
-            </w:r>
-          </w:p>
-        </w:tc>
-        <w:tc>
-          <w:tcPr>
-            <w:tcW w:type="dxa" w:w="3463"/>
-          </w:tcPr>
-          <w:p>
-            <w:r/>
-            <w:r>
-              <w:t>Business Partner Payment Management</w:t>
-            </w:r>
-          </w:p>
-        </w:tc>
-        <w:tc>
-          <w:tcPr>
-            <w:tcW w:type="dxa" w:w="3370"/>
-          </w:tcPr>
-          <w:p>
-            <w:r/>
-            <w:r>
-              <w:t>Manage methods used by parties to make payments, administer payment plans, handle payments, and collect debt.</w:t>
-            </w:r>
-          </w:p>
-        </w:tc>
-      </w:tr>
-      <w:tr>
-        <w:tc>
-          <w:tcPr>
-            <w:tcW w:type="dxa" w:w="1404"/>
-          </w:tcPr>
-          <w:p>
-            <w:r/>
-            <w:r>
-              <w:t>1.6.16.1.1</w:t>
-            </w:r>
-          </w:p>
-        </w:tc>
-        <w:tc>
-          <w:tcPr>
-            <w:tcW w:type="dxa" w:w="1123"/>
-          </w:tcPr>
-          <w:p>
-            <w:r/>
-            <w:r>
-              <w:t>L4</w:t>
-            </w:r>
-          </w:p>
-        </w:tc>
-        <w:tc>
-          <w:tcPr>
-            <w:tcW w:type="dxa" w:w="3463"/>
-          </w:tcPr>
-          <w:p>
-            <w:r/>
-            <w:r>
-              <w:t>Business Partner Payment Handling</w:t>
-            </w:r>
-          </w:p>
-        </w:tc>
-        <w:tc>
-          <w:tcPr>
-            <w:tcW w:type="dxa" w:w="3370"/>
-          </w:tcPr>
-          <w:p>
-            <w:r/>
-            <w:r>
-              <w:t>Receive payments from parties, remit payments to parties, and apply payments to any form of request for payment, such as bills, settlements or other forms of revenue sharing, purchases, charges, or payment plans as needed.</w:t>
-            </w:r>
-          </w:p>
-        </w:tc>
-      </w:tr>
-      <w:tr>
-        <w:tc>
-          <w:tcPr>
-            <w:tcW w:type="dxa" w:w="1404"/>
-          </w:tcPr>
-          <w:p>
-            <w:r/>
-            <w:r>
-              <w:t>1.6.16.1.2</w:t>
-            </w:r>
-          </w:p>
-        </w:tc>
-        <w:tc>
-          <w:tcPr>
-            <w:tcW w:type="dxa" w:w="1123"/>
-          </w:tcPr>
-          <w:p>
-            <w:r/>
-            <w:r>
-              <w:t>L4</w:t>
-            </w:r>
-          </w:p>
-        </w:tc>
-        <w:tc>
-          <w:tcPr>
-            <w:tcW w:type="dxa" w:w="3463"/>
-          </w:tcPr>
-          <w:p>
-            <w:r/>
-            <w:r>
-              <w:t>Business Partner Payment Method Management</w:t>
-            </w:r>
-          </w:p>
-        </w:tc>
-        <w:tc>
-          <w:tcPr>
-            <w:tcW w:type="dxa" w:w="3370"/>
-          </w:tcPr>
-          <w:p>
-            <w:r/>
-            <w:r>
-              <w:t>Define and manage the various types of payment methods and the methods by which an individual Business Partner may make an inbound and/or outbound payment. Define and manage the various types of payment methods and the methods by which an individual Business Partner may make an inbound and/or outbound payment.</w:t>
-            </w:r>
-          </w:p>
-        </w:tc>
-      </w:tr>
-      <w:tr>
-        <w:tc>
-          <w:tcPr>
-            <w:tcW w:type="dxa" w:w="1404"/>
-          </w:tcPr>
-          <w:p>
-            <w:r/>
-            <w:r>
-              <w:t>1.6.16.1.3</w:t>
-            </w:r>
-          </w:p>
-        </w:tc>
-        <w:tc>
-          <w:tcPr>
-            <w:tcW w:type="dxa" w:w="1123"/>
-          </w:tcPr>
-          <w:p>
-            <w:r/>
-            <w:r>
-              <w:t>L4</w:t>
-            </w:r>
-          </w:p>
-        </w:tc>
-        <w:tc>
-          <w:tcPr>
-            <w:tcW w:type="dxa" w:w="3463"/>
-          </w:tcPr>
-          <w:p>
-            <w:r/>
-            <w:r>
-              <w:t>Business Partner Payment Plan Administration</w:t>
-            </w:r>
-          </w:p>
-        </w:tc>
-        <w:tc>
-          <w:tcPr>
-            <w:tcW w:type="dxa" w:w="3370"/>
-          </w:tcPr>
-          <w:p>
-            <w:r/>
-            <w:r>
-              <w:t>Develop and manage payment plans that specify how a Business Partner will pay over a specified period of time for a product that has been acquired. This process may also develop and manage template Business Partner payment plans that define typical payment plans that are used.</w:t>
-            </w:r>
-          </w:p>
-        </w:tc>
-      </w:tr>
-    </w:tbl>
-    <w:p/>
-    <w:p>
-      <w:pPr>
-        <w:pStyle w:val="Heading2"/>
-      </w:pPr>
-      <w:r>
-        <w:t>SID ABEs</w:t>
-      </w:r>
-    </w:p>
-    <w:p>
-      <w:r>
-        <w:t>SID ABEs this ODA Component is responsible for:</w:t>
-      </w:r>
-    </w:p>
-    <w:tbl>
-      <w:tblPr>
-        <w:tblStyle w:val="ScrollTableNormal"/>
-        <w:tblW w:type="auto" w:w="0"/>
-        <w:tblLayout w:type="autofit"/>
-        <w:tblLook w:val="04A0" w:firstRow="1" w:lastRow="0" w:firstColumn="0" w:lastColumn="0" w:noHBand="0" w:noVBand="1"/>
-        <w:tblBorders>
-          <w:top w:val="single" w:sz="4" w:space="0" w:color="999999"/>
-          <w:left w:val="single" w:sz="4" w:space="0" w:color="999999"/>
-          <w:bottom w:val="single" w:sz="4" w:space="0" w:color="999999"/>
-          <w:right w:val="single" w:sz="4" w:space="0" w:color="999999"/>
-          <w:insideH w:val="single" w:sz="4" w:space="0" w:color="999999"/>
-          <w:insideV w:val="single" w:sz="4" w:space="0" w:color="999999"/>
-        </w:tblBorders>
-      </w:tblPr>
-      <w:tblGrid>
-        <w:gridCol w:w="2124"/>
-        <w:gridCol w:w="2124"/>
-        <w:gridCol w:w="2124"/>
-        <w:gridCol w:w="2124"/>
-      </w:tblGrid>
-      <w:tr>
-        <w:trPr>
-          <w:tblHeader/>
-        </w:trPr>
-        <w:tc>
-          <w:tcPr>
-            <w:tcW w:type="dxa" w:w="1591"/>
-          </w:tcPr>
-          <w:p>
-            <w:r/>
-            <w:r>
-              <w:rPr>
-                <w:b/>
-              </w:rPr>
-              <w:t>SID ABE Level 1</w:t>
-            </w:r>
-          </w:p>
-        </w:tc>
-        <w:tc>
-          <w:tcPr>
-            <w:tcW w:type="dxa" w:w="2434"/>
-          </w:tcPr>
-          <w:p>
-            <w:r/>
-            <w:r>
-              <w:rPr>
-                <w:b/>
-              </w:rPr>
-              <w:t>SID ABE Level 2 (or set of BEs)</w:t>
-            </w:r>
-          </w:p>
-        </w:tc>
-        <w:tc>
-          <w:tcPr>
-            <w:tcW w:type="dxa" w:w="2995"/>
-          </w:tcPr>
-          <w:p>
-            <w:r/>
-            <w:r>
-              <w:rPr>
-                <w:b/>
-              </w:rPr>
-              <w:t>SID ABE L1 Definition</w:t>
-            </w:r>
-          </w:p>
-        </w:tc>
-        <w:tc>
-          <w:tcPr>
-            <w:tcW w:type="dxa" w:w="2340"/>
-          </w:tcPr>
-          <w:p>
-            <w:r/>
-            <w:r>
-              <w:rPr>
-                <w:b/>
-              </w:rPr>
-              <w:t>SID ABE L2 Definition</w:t>
-            </w:r>
-          </w:p>
-        </w:tc>
-      </w:tr>
-      <w:tr>
-        <w:tc>
-          <w:tcPr>
-            <w:tcW w:type="dxa" w:w="1591"/>
-          </w:tcPr>
-          <w:p>
-            <w:r/>
-            <w:r>
-              <w:t>Party Payment</w:t>
-            </w:r>
-          </w:p>
-        </w:tc>
-        <w:tc>
-          <w:tcPr>
-            <w:tcW w:type="dxa" w:w="2434"/>
-          </w:tcPr>
-          <w:p>
-            <w:r/>
-            <w:r/>
-          </w:p>
-        </w:tc>
-        <w:tc>
-          <w:tcPr>
-            <w:tcW w:type="dxa" w:w="2995"/>
-          </w:tcPr>
-          <w:p>
-            <w:r/>
-            <w:r>
-              <w:t>The Party Payment ABE contains all Entities required to describe a payment such as PaymentMethod and BankAccount.</w:t>
-            </w:r>
-          </w:p>
-        </w:tc>
-        <w:tc>
-          <w:tcPr>
-            <w:tcW w:type="dxa" w:w="2340"/>
-          </w:tcPr>
-          <w:p>
-            <w:r/>
-            <w:r>
-              <w:t>*(no description available)*</w:t>
-            </w:r>
-          </w:p>
-        </w:tc>
-      </w:tr>
-    </w:tbl>
-    <w:p/>
     <w:p>
       <w:pPr>
         <w:pStyle w:val="Heading2"/>
@@ -827,6 +267,566 @@
         <w:pStyle w:val="Heading2"/>
       </w:pPr>
       <w:r>
+        <w:t>eTOM business activities</w:t>
+      </w:r>
+    </w:p>
+    <w:p>
+      <w:r>
+        <w:t>eTOM business activities this ODA Component is responsible for:</w:t>
+      </w:r>
+    </w:p>
+    <w:tbl>
+      <w:tblPr>
+        <w:tblStyle w:val="ScrollTableNormal"/>
+        <w:tblW w:type="auto" w:w="0"/>
+        <w:tblLayout w:type="autofit"/>
+        <w:tblLook w:val="04A0" w:firstRow="1" w:lastRow="0" w:firstColumn="0" w:lastColumn="0" w:noHBand="0" w:noVBand="1"/>
+        <w:tblBorders>
+          <w:top w:val="single" w:sz="4" w:space="0" w:color="999999"/>
+          <w:left w:val="single" w:sz="4" w:space="0" w:color="999999"/>
+          <w:bottom w:val="single" w:sz="4" w:space="0" w:color="999999"/>
+          <w:right w:val="single" w:sz="4" w:space="0" w:color="999999"/>
+          <w:insideH w:val="single" w:sz="4" w:space="0" w:color="999999"/>
+          <w:insideV w:val="single" w:sz="4" w:space="0" w:color="999999"/>
+        </w:tblBorders>
+      </w:tblPr>
+      <w:tblGrid>
+        <w:gridCol w:w="2124"/>
+        <w:gridCol w:w="2124"/>
+        <w:gridCol w:w="2124"/>
+        <w:gridCol w:w="2124"/>
+      </w:tblGrid>
+      <w:tr>
+        <w:trPr>
+          <w:tblHeader/>
+        </w:trPr>
+        <w:tc>
+          <w:tcPr>
+            <w:tcW w:type="dxa" w:w="1404"/>
+          </w:tcPr>
+          <w:p>
+            <w:r/>
+            <w:r>
+              <w:rPr>
+                <w:b/>
+              </w:rPr>
+              <w:t>Identifier</w:t>
+            </w:r>
+          </w:p>
+        </w:tc>
+        <w:tc>
+          <w:tcPr>
+            <w:tcW w:type="dxa" w:w="1123"/>
+          </w:tcPr>
+          <w:p>
+            <w:r/>
+            <w:r>
+              <w:rPr>
+                <w:b/>
+              </w:rPr>
+              <w:t>Level</w:t>
+            </w:r>
+          </w:p>
+        </w:tc>
+        <w:tc>
+          <w:tcPr>
+            <w:tcW w:type="dxa" w:w="3463"/>
+          </w:tcPr>
+          <w:p>
+            <w:r/>
+            <w:r>
+              <w:rPr>
+                <w:b/>
+              </w:rPr>
+              <w:t>Business Activity Name</w:t>
+            </w:r>
+          </w:p>
+        </w:tc>
+        <w:tc>
+          <w:tcPr>
+            <w:tcW w:type="dxa" w:w="3370"/>
+          </w:tcPr>
+          <w:p>
+            <w:r/>
+            <w:r>
+              <w:rPr>
+                <w:b/>
+              </w:rPr>
+              <w:t>Description</w:t>
+            </w:r>
+          </w:p>
+        </w:tc>
+      </w:tr>
+      <w:tr>
+        <w:tc>
+          <w:tcPr>
+            <w:tcW w:type="dxa" w:w="1404"/>
+          </w:tcPr>
+          <w:p>
+            <w:r/>
+            <w:r>
+              <w:t>1.3.10</w:t>
+            </w:r>
+          </w:p>
+        </w:tc>
+        <w:tc>
+          <w:tcPr>
+            <w:tcW w:type="dxa" w:w="1123"/>
+          </w:tcPr>
+          <w:p>
+            <w:r/>
+            <w:r>
+              <w:t>L2</w:t>
+            </w:r>
+          </w:p>
+        </w:tc>
+        <w:tc>
+          <w:tcPr>
+            <w:tcW w:type="dxa" w:w="3463"/>
+          </w:tcPr>
+          <w:p>
+            <w:r/>
+            <w:r>
+              <w:t>Customer Bill Payments &amp; Receivables Management</w:t>
+            </w:r>
+          </w:p>
+        </w:tc>
+        <w:tc>
+          <w:tcPr>
+            <w:tcW w:type="dxa" w:w="3370"/>
+          </w:tcPr>
+          <w:p>
+            <w:r/>
+            <w:r>
+              <w:t>Ensure that enterprise revenue is collected through pre-established collection channels and put in place procedures to recover past due payments.</w:t>
+            </w:r>
+          </w:p>
+        </w:tc>
+      </w:tr>
+      <w:tr>
+        <w:tc>
+          <w:tcPr>
+            <w:tcW w:type="dxa" w:w="1404"/>
+          </w:tcPr>
+          <w:p>
+            <w:r/>
+            <w:r>
+              <w:t>1.3.10.2</w:t>
+            </w:r>
+          </w:p>
+        </w:tc>
+        <w:tc>
+          <w:tcPr>
+            <w:tcW w:type="dxa" w:w="1123"/>
+          </w:tcPr>
+          <w:p>
+            <w:r/>
+            <w:r>
+              <w:t>L3</w:t>
+            </w:r>
+          </w:p>
+        </w:tc>
+        <w:tc>
+          <w:tcPr>
+            <w:tcW w:type="dxa" w:w="3463"/>
+          </w:tcPr>
+          <w:p>
+            <w:r/>
+            <w:r>
+              <w:t>Manage Customer Payments</w:t>
+            </w:r>
+          </w:p>
+        </w:tc>
+        <w:tc>
+          <w:tcPr>
+            <w:tcW w:type="dxa" w:w="3370"/>
+          </w:tcPr>
+          <w:p>
+            <w:r/>
+            <w:r>
+              <w:t>The purpose of the Manage Customer Payments process is to collect payments made by the customer and reconcile the payments to the invoices. This process is meant to match these payments with the services/invoices delivered to this customer. These processes can include credit/debit/EFT payments using various channels, either directly or through third parties, and cash or check payments, either directly or through third parties. / In all the above cases these processes are responsible for the processes interacting with the customers and/or the third parties. The processes are also responsible for establishing managing back-end bank accounts for receipt of the customer payments and for the transfer of funds collected by third parties. These processes are responsible for reconciling the money received into the bank accounts against the payments expected in the invoices. Additionally, these processes inform the Financial Management on all those payments for updating the ledger.</w:t>
+            </w:r>
+          </w:p>
+        </w:tc>
+      </w:tr>
+      <w:tr>
+        <w:tc>
+          <w:tcPr>
+            <w:tcW w:type="dxa" w:w="1404"/>
+          </w:tcPr>
+          <w:p>
+            <w:r/>
+            <w:r>
+              <w:t>1.6.16</w:t>
+            </w:r>
+          </w:p>
+        </w:tc>
+        <w:tc>
+          <w:tcPr>
+            <w:tcW w:type="dxa" w:w="1123"/>
+          </w:tcPr>
+          <w:p>
+            <w:r/>
+            <w:r>
+              <w:t>L2</w:t>
+            </w:r>
+          </w:p>
+        </w:tc>
+        <w:tc>
+          <w:tcPr>
+            <w:tcW w:type="dxa" w:w="3463"/>
+          </w:tcPr>
+          <w:p>
+            <w:r/>
+            <w:r>
+              <w:t>Business Partner Payments &amp; Receivables Management</w:t>
+            </w:r>
+          </w:p>
+        </w:tc>
+        <w:tc>
+          <w:tcPr>
+            <w:tcW w:type="dxa" w:w="3370"/>
+          </w:tcPr>
+          <w:p>
+            <w:r/>
+            <w:r>
+              <w:t>Party Bill Payments &amp; Receivables Management is responsible for management of methods used by parties to make payments, administers payment plans, handles payments, and collects debt.</w:t>
+            </w:r>
+          </w:p>
+        </w:tc>
+      </w:tr>
+      <w:tr>
+        <w:tc>
+          <w:tcPr>
+            <w:tcW w:type="dxa" w:w="1404"/>
+          </w:tcPr>
+          <w:p>
+            <w:r/>
+            <w:r>
+              <w:t>1.6.16.1</w:t>
+            </w:r>
+          </w:p>
+        </w:tc>
+        <w:tc>
+          <w:tcPr>
+            <w:tcW w:type="dxa" w:w="1123"/>
+          </w:tcPr>
+          <w:p>
+            <w:r/>
+            <w:r>
+              <w:t>L3</w:t>
+            </w:r>
+          </w:p>
+        </w:tc>
+        <w:tc>
+          <w:tcPr>
+            <w:tcW w:type="dxa" w:w="3463"/>
+          </w:tcPr>
+          <w:p>
+            <w:r/>
+            <w:r>
+              <w:t>Business Partner Payment Management</w:t>
+            </w:r>
+          </w:p>
+        </w:tc>
+        <w:tc>
+          <w:tcPr>
+            <w:tcW w:type="dxa" w:w="3370"/>
+          </w:tcPr>
+          <w:p>
+            <w:r/>
+            <w:r>
+              <w:t>Manage methods used by parties to make payments, administer payment plans, handle payments, and collect debt.</w:t>
+            </w:r>
+          </w:p>
+        </w:tc>
+      </w:tr>
+      <w:tr>
+        <w:tc>
+          <w:tcPr>
+            <w:tcW w:type="dxa" w:w="1404"/>
+          </w:tcPr>
+          <w:p>
+            <w:r/>
+            <w:r>
+              <w:t>1.6.16.1.1</w:t>
+            </w:r>
+          </w:p>
+        </w:tc>
+        <w:tc>
+          <w:tcPr>
+            <w:tcW w:type="dxa" w:w="1123"/>
+          </w:tcPr>
+          <w:p>
+            <w:r/>
+            <w:r>
+              <w:t>L4</w:t>
+            </w:r>
+          </w:p>
+        </w:tc>
+        <w:tc>
+          <w:tcPr>
+            <w:tcW w:type="dxa" w:w="3463"/>
+          </w:tcPr>
+          <w:p>
+            <w:r/>
+            <w:r>
+              <w:t>Business Partner Payment Handling</w:t>
+            </w:r>
+          </w:p>
+        </w:tc>
+        <w:tc>
+          <w:tcPr>
+            <w:tcW w:type="dxa" w:w="3370"/>
+          </w:tcPr>
+          <w:p>
+            <w:r/>
+            <w:r>
+              <w:t>Receive payments from parties, remit payments to parties, and apply payments to any form of request for payment, such as bills, settlements or other forms of revenue sharing, purchases, charges, or payment plans as needed.</w:t>
+            </w:r>
+          </w:p>
+        </w:tc>
+      </w:tr>
+      <w:tr>
+        <w:tc>
+          <w:tcPr>
+            <w:tcW w:type="dxa" w:w="1404"/>
+          </w:tcPr>
+          <w:p>
+            <w:r/>
+            <w:r>
+              <w:t>1.6.16.1.2</w:t>
+            </w:r>
+          </w:p>
+        </w:tc>
+        <w:tc>
+          <w:tcPr>
+            <w:tcW w:type="dxa" w:w="1123"/>
+          </w:tcPr>
+          <w:p>
+            <w:r/>
+            <w:r>
+              <w:t>L4</w:t>
+            </w:r>
+          </w:p>
+        </w:tc>
+        <w:tc>
+          <w:tcPr>
+            <w:tcW w:type="dxa" w:w="3463"/>
+          </w:tcPr>
+          <w:p>
+            <w:r/>
+            <w:r>
+              <w:t>Business Partner Payment Method Management</w:t>
+            </w:r>
+          </w:p>
+        </w:tc>
+        <w:tc>
+          <w:tcPr>
+            <w:tcW w:type="dxa" w:w="3370"/>
+          </w:tcPr>
+          <w:p>
+            <w:r/>
+            <w:r>
+              <w:t>Define and manage the various types of payment methods and the methods by which an individual Business Partner may make an inbound and/or outbound payment. Define and manage the various types of payment methods and the methods by which an individual Business Partner may make an inbound and/or outbound payment.</w:t>
+            </w:r>
+          </w:p>
+        </w:tc>
+      </w:tr>
+      <w:tr>
+        <w:tc>
+          <w:tcPr>
+            <w:tcW w:type="dxa" w:w="1404"/>
+          </w:tcPr>
+          <w:p>
+            <w:r/>
+            <w:r>
+              <w:t>1.6.16.1.3</w:t>
+            </w:r>
+          </w:p>
+        </w:tc>
+        <w:tc>
+          <w:tcPr>
+            <w:tcW w:type="dxa" w:w="1123"/>
+          </w:tcPr>
+          <w:p>
+            <w:r/>
+            <w:r>
+              <w:t>L4</w:t>
+            </w:r>
+          </w:p>
+        </w:tc>
+        <w:tc>
+          <w:tcPr>
+            <w:tcW w:type="dxa" w:w="3463"/>
+          </w:tcPr>
+          <w:p>
+            <w:r/>
+            <w:r>
+              <w:t>Business Partner Payment Plan Administration</w:t>
+            </w:r>
+          </w:p>
+        </w:tc>
+        <w:tc>
+          <w:tcPr>
+            <w:tcW w:type="dxa" w:w="3370"/>
+          </w:tcPr>
+          <w:p>
+            <w:r/>
+            <w:r>
+              <w:t>Develop and manage payment plans that specify how a Business Partner will pay over a specified period of time for a product that has been acquired. This process may also develop and manage template Business Partner payment plans that define typical payment plans that are used.</w:t>
+            </w:r>
+          </w:p>
+        </w:tc>
+      </w:tr>
+    </w:tbl>
+    <w:p/>
+    <w:p>
+      <w:pPr>
+        <w:pStyle w:val="Heading2"/>
+      </w:pPr>
+      <w:r>
+        <w:t>SID ABEs</w:t>
+      </w:r>
+    </w:p>
+    <w:p>
+      <w:r>
+        <w:t>SID ABEs this ODA Component is responsible for:</w:t>
+      </w:r>
+    </w:p>
+    <w:tbl>
+      <w:tblPr>
+        <w:tblStyle w:val="ScrollTableNormal"/>
+        <w:tblW w:type="auto" w:w="0"/>
+        <w:tblLayout w:type="autofit"/>
+        <w:tblLook w:val="04A0" w:firstRow="1" w:lastRow="0" w:firstColumn="0" w:lastColumn="0" w:noHBand="0" w:noVBand="1"/>
+        <w:tblBorders>
+          <w:top w:val="single" w:sz="4" w:space="0" w:color="999999"/>
+          <w:left w:val="single" w:sz="4" w:space="0" w:color="999999"/>
+          <w:bottom w:val="single" w:sz="4" w:space="0" w:color="999999"/>
+          <w:right w:val="single" w:sz="4" w:space="0" w:color="999999"/>
+          <w:insideH w:val="single" w:sz="4" w:space="0" w:color="999999"/>
+          <w:insideV w:val="single" w:sz="4" w:space="0" w:color="999999"/>
+        </w:tblBorders>
+      </w:tblPr>
+      <w:tblGrid>
+        <w:gridCol w:w="2124"/>
+        <w:gridCol w:w="2124"/>
+        <w:gridCol w:w="2124"/>
+        <w:gridCol w:w="2124"/>
+      </w:tblGrid>
+      <w:tr>
+        <w:trPr>
+          <w:tblHeader/>
+        </w:trPr>
+        <w:tc>
+          <w:tcPr>
+            <w:tcW w:type="dxa" w:w="1498"/>
+          </w:tcPr>
+          <w:p>
+            <w:r/>
+            <w:r>
+              <w:rPr>
+                <w:b/>
+              </w:rPr>
+              <w:t>SID ABE L1</w:t>
+            </w:r>
+          </w:p>
+        </w:tc>
+        <w:tc>
+          <w:tcPr>
+            <w:tcW w:type="dxa" w:w="3089"/>
+          </w:tcPr>
+          <w:p>
+            <w:r/>
+            <w:r>
+              <w:rPr>
+                <w:b/>
+              </w:rPr>
+              <w:t>SID ABE L1 Definition</w:t>
+            </w:r>
+          </w:p>
+        </w:tc>
+        <w:tc>
+          <w:tcPr>
+            <w:tcW w:type="dxa" w:w="2340"/>
+          </w:tcPr>
+          <w:p>
+            <w:r/>
+            <w:r>
+              <w:rPr>
+                <w:b/>
+              </w:rPr>
+              <w:t>SID ABE L2 (or set of BEs)</w:t>
+            </w:r>
+          </w:p>
+        </w:tc>
+        <w:tc>
+          <w:tcPr>
+            <w:tcW w:type="dxa" w:w="2434"/>
+          </w:tcPr>
+          <w:p>
+            <w:r/>
+            <w:r>
+              <w:rPr>
+                <w:b/>
+              </w:rPr>
+              <w:t>SID ABE L2 Definition</w:t>
+            </w:r>
+          </w:p>
+        </w:tc>
+      </w:tr>
+      <w:tr>
+        <w:tc>
+          <w:tcPr>
+            <w:tcW w:type="dxa" w:w="1498"/>
+          </w:tcPr>
+          <w:p>
+            <w:r/>
+            <w:r>
+              <w:t>Party Payment</w:t>
+            </w:r>
+          </w:p>
+        </w:tc>
+        <w:tc>
+          <w:tcPr>
+            <w:tcW w:type="dxa" w:w="3089"/>
+          </w:tcPr>
+          <w:p>
+            <w:r/>
+            <w:r>
+              <w:t>The Party Payment ABE contains all Entities required to describe a payment such as PaymentMethod and BankAccount.</w:t>
+            </w:r>
+          </w:p>
+        </w:tc>
+        <w:tc>
+          <w:tcPr>
+            <w:tcW w:type="dxa" w:w="2340"/>
+          </w:tcPr>
+          <w:p>
+            <w:r/>
+            <w:r/>
+          </w:p>
+        </w:tc>
+        <w:tc>
+          <w:tcPr>
+            <w:tcW w:type="dxa" w:w="2434"/>
+          </w:tcPr>
+          <w:p>
+            <w:r/>
+            <w:r>
+              <w:t>*(no description available)*</w:t>
+            </w:r>
+          </w:p>
+        </w:tc>
+      </w:tr>
+    </w:tbl>
+    <w:p/>
+    <w:p>
+      <w:pPr>
+        <w:pStyle w:val="Heading2"/>
+      </w:pPr>
+      <w:r>
         <w:t>Functional Framework Functions</w:t>
       </w:r>
     </w:p>
@@ -886,7 +886,35 @@
         </w:tc>
         <w:tc>
           <w:tcPr>
-            <w:tcW w:type="dxa" w:w="2153"/>
+            <w:tcW w:type="dxa" w:w="2059"/>
+          </w:tcPr>
+          <w:p>
+            <w:r/>
+            <w:r>
+              <w:rPr>
+                <w:b/>
+              </w:rPr>
+              <w:t>Aggregate Function Level 1</w:t>
+            </w:r>
+          </w:p>
+        </w:tc>
+        <w:tc>
+          <w:tcPr>
+            <w:tcW w:type="dxa" w:w="1966"/>
+          </w:tcPr>
+          <w:p>
+            <w:r/>
+            <w:r>
+              <w:rPr>
+                <w:b/>
+              </w:rPr>
+              <w:t>Aggregate Function Level 2</w:t>
+            </w:r>
+          </w:p>
+        </w:tc>
+        <w:tc>
+          <w:tcPr>
+            <w:tcW w:type="dxa" w:w="2059"/>
           </w:tcPr>
           <w:p>
             <w:r/>
@@ -898,34 +926,6 @@
             </w:r>
           </w:p>
         </w:tc>
-        <w:tc>
-          <w:tcPr>
-            <w:tcW w:type="dxa" w:w="2059"/>
-          </w:tcPr>
-          <w:p>
-            <w:r/>
-            <w:r>
-              <w:rPr>
-                <w:b/>
-              </w:rPr>
-              <w:t>Aggregate Function Level 1</w:t>
-            </w:r>
-          </w:p>
-        </w:tc>
-        <w:tc>
-          <w:tcPr>
-            <w:tcW w:type="dxa" w:w="1872"/>
-          </w:tcPr>
-          <w:p>
-            <w:r/>
-            <w:r>
-              <w:rPr>
-                <w:b/>
-              </w:rPr>
-              <w:t>Aggregate Function Level 2</w:t>
-            </w:r>
-          </w:p>
-        </w:tc>
       </w:tr>
       <w:tr>
         <w:tc>
@@ -952,34 +952,34 @@
         </w:tc>
         <w:tc>
           <w:tcPr>
-            <w:tcW w:type="dxa" w:w="2153"/>
+            <w:tcW w:type="dxa" w:w="2059"/>
+          </w:tcPr>
+          <w:p>
+            <w:r/>
+            <w:r>
+              <w:t>Customer Financial Management</w:t>
+            </w:r>
+          </w:p>
+        </w:tc>
+        <w:tc>
+          <w:tcPr>
+            <w:tcW w:type="dxa" w:w="1966"/>
+          </w:tcPr>
+          <w:p>
+            <w:r/>
+            <w:r>
+              <w:t>Payment Management</w:t>
+            </w:r>
+          </w:p>
+        </w:tc>
+        <w:tc>
+          <w:tcPr>
+            <w:tcW w:type="dxa" w:w="2059"/>
           </w:tcPr>
           <w:p>
             <w:r/>
             <w:r>
               <w:t>Advance Payment Acceptance; Advance Payments are accepted before initiation of service - usually at time of ordering. Interest is not accrued on advance payments.</w:t>
-            </w:r>
-          </w:p>
-        </w:tc>
-        <w:tc>
-          <w:tcPr>
-            <w:tcW w:type="dxa" w:w="2059"/>
-          </w:tcPr>
-          <w:p>
-            <w:r/>
-            <w:r>
-              <w:t>Customer Financial Management</w:t>
-            </w:r>
-          </w:p>
-        </w:tc>
-        <w:tc>
-          <w:tcPr>
-            <w:tcW w:type="dxa" w:w="1872"/>
-          </w:tcPr>
-          <w:p>
-            <w:r/>
-            <w:r>
-              <w:t>Payment Management</w:t>
             </w:r>
           </w:p>
         </w:tc>
@@ -1009,34 +1009,34 @@
         </w:tc>
         <w:tc>
           <w:tcPr>
-            <w:tcW w:type="dxa" w:w="2153"/>
+            <w:tcW w:type="dxa" w:w="2059"/>
+          </w:tcPr>
+          <w:p>
+            <w:r/>
+            <w:r>
+              <w:t>Customer Financial Management</w:t>
+            </w:r>
+          </w:p>
+        </w:tc>
+        <w:tc>
+          <w:tcPr>
+            <w:tcW w:type="dxa" w:w="1966"/>
+          </w:tcPr>
+          <w:p>
+            <w:r/>
+            <w:r>
+              <w:t>Payment Management</w:t>
+            </w:r>
+          </w:p>
+        </w:tc>
+        <w:tc>
+          <w:tcPr>
+            <w:tcW w:type="dxa" w:w="2059"/>
           </w:tcPr>
           <w:p>
             <w:r/>
             <w:r>
               <w:t>Deposit Management manages amounts held as a guarantee of payment. Interest may be accumulated on this deposit amount. If payment is not made in a timely manner, a portion of this deposit may be applied to the outstanding balance. Based on business policy, deposits may be refunded with applicable interest after some period of time. Deposit Management maintains and executes on these policies.</w:t>
-            </w:r>
-          </w:p>
-        </w:tc>
-        <w:tc>
-          <w:tcPr>
-            <w:tcW w:type="dxa" w:w="2059"/>
-          </w:tcPr>
-          <w:p>
-            <w:r/>
-            <w:r>
-              <w:t>Customer Financial Management</w:t>
-            </w:r>
-          </w:p>
-        </w:tc>
-        <w:tc>
-          <w:tcPr>
-            <w:tcW w:type="dxa" w:w="1872"/>
-          </w:tcPr>
-          <w:p>
-            <w:r/>
-            <w:r>
-              <w:t>Payment Management</w:t>
             </w:r>
           </w:p>
         </w:tc>
@@ -1066,34 +1066,34 @@
         </w:tc>
         <w:tc>
           <w:tcPr>
-            <w:tcW w:type="dxa" w:w="2153"/>
+            <w:tcW w:type="dxa" w:w="2059"/>
+          </w:tcPr>
+          <w:p>
+            <w:r/>
+            <w:r>
+              <w:t>Customer Financial Management</w:t>
+            </w:r>
+          </w:p>
+        </w:tc>
+        <w:tc>
+          <w:tcPr>
+            <w:tcW w:type="dxa" w:w="1966"/>
+          </w:tcPr>
+          <w:p>
+            <w:r/>
+            <w:r>
+              <w:t>Payment Management</w:t>
+            </w:r>
+          </w:p>
+        </w:tc>
+        <w:tc>
+          <w:tcPr>
+            <w:tcW w:type="dxa" w:w="2059"/>
           </w:tcPr>
           <w:p>
             <w:r/>
             <w:r>
               <w:t>Collection Payment Agreement Monitoring monitors the inclusion of a payment schedule or a promise of payment, negotiated with the customer during the dunning process.</w:t>
-            </w:r>
-          </w:p>
-        </w:tc>
-        <w:tc>
-          <w:tcPr>
-            <w:tcW w:type="dxa" w:w="2059"/>
-          </w:tcPr>
-          <w:p>
-            <w:r/>
-            <w:r>
-              <w:t>Customer Financial Management</w:t>
-            </w:r>
-          </w:p>
-        </w:tc>
-        <w:tc>
-          <w:tcPr>
-            <w:tcW w:type="dxa" w:w="1872"/>
-          </w:tcPr>
-          <w:p>
-            <w:r/>
-            <w:r>
-              <w:t>Payment Management</w:t>
             </w:r>
           </w:p>
         </w:tc>
@@ -1123,34 +1123,34 @@
         </w:tc>
         <w:tc>
           <w:tcPr>
-            <w:tcW w:type="dxa" w:w="2153"/>
+            <w:tcW w:type="dxa" w:w="2059"/>
+          </w:tcPr>
+          <w:p>
+            <w:r/>
+            <w:r>
+              <w:t>Customer Financial Management</w:t>
+            </w:r>
+          </w:p>
+        </w:tc>
+        <w:tc>
+          <w:tcPr>
+            <w:tcW w:type="dxa" w:w="1966"/>
+          </w:tcPr>
+          <w:p>
+            <w:r/>
+            <w:r>
+              <w:t>Payment Management</w:t>
+            </w:r>
+          </w:p>
+        </w:tc>
+        <w:tc>
+          <w:tcPr>
+            <w:tcW w:type="dxa" w:w="2059"/>
           </w:tcPr>
           <w:p>
             <w:r/>
             <w:r>
               <w:t>Collection Payment Planning is creating a payment plan based on system recommendation or CSR decision to build a payment plan. This is a dunning activity.</w:t>
-            </w:r>
-          </w:p>
-        </w:tc>
-        <w:tc>
-          <w:tcPr>
-            <w:tcW w:type="dxa" w:w="2059"/>
-          </w:tcPr>
-          <w:p>
-            <w:r/>
-            <w:r>
-              <w:t>Customer Financial Management</w:t>
-            </w:r>
-          </w:p>
-        </w:tc>
-        <w:tc>
-          <w:tcPr>
-            <w:tcW w:type="dxa" w:w="1872"/>
-          </w:tcPr>
-          <w:p>
-            <w:r/>
-            <w:r>
-              <w:t>Payment Management</w:t>
             </w:r>
           </w:p>
         </w:tc>
@@ -1180,34 +1180,34 @@
         </w:tc>
         <w:tc>
           <w:tcPr>
-            <w:tcW w:type="dxa" w:w="2153"/>
+            <w:tcW w:type="dxa" w:w="2059"/>
+          </w:tcPr>
+          <w:p>
+            <w:r/>
+            <w:r>
+              <w:t>Customer Financial Management</w:t>
+            </w:r>
+          </w:p>
+        </w:tc>
+        <w:tc>
+          <w:tcPr>
+            <w:tcW w:type="dxa" w:w="1966"/>
+          </w:tcPr>
+          <w:p>
+            <w:r/>
+            <w:r>
+              <w:t>Payment Management</w:t>
+            </w:r>
+          </w:p>
+        </w:tc>
+        <w:tc>
+          <w:tcPr>
+            <w:tcW w:type="dxa" w:w="2059"/>
           </w:tcPr>
           <w:p>
             <w:r/>
             <w:r>
               <w:t>Collection Payment Plan Monitoring monitors the payment plan execution and trigger events for the collection monitoring process. This is a dunning activity.</w:t>
-            </w:r>
-          </w:p>
-        </w:tc>
-        <w:tc>
-          <w:tcPr>
-            <w:tcW w:type="dxa" w:w="2059"/>
-          </w:tcPr>
-          <w:p>
-            <w:r/>
-            <w:r>
-              <w:t>Customer Financial Management</w:t>
-            </w:r>
-          </w:p>
-        </w:tc>
-        <w:tc>
-          <w:tcPr>
-            <w:tcW w:type="dxa" w:w="1872"/>
-          </w:tcPr>
-          <w:p>
-            <w:r/>
-            <w:r>
-              <w:t>Payment Management</w:t>
             </w:r>
           </w:p>
         </w:tc>
@@ -1237,34 +1237,34 @@
         </w:tc>
         <w:tc>
           <w:tcPr>
-            <w:tcW w:type="dxa" w:w="2153"/>
+            <w:tcW w:type="dxa" w:w="2059"/>
+          </w:tcPr>
+          <w:p>
+            <w:r/>
+            <w:r>
+              <w:t>Customer Financial Management</w:t>
+            </w:r>
+          </w:p>
+        </w:tc>
+        <w:tc>
+          <w:tcPr>
+            <w:tcW w:type="dxa" w:w="1966"/>
+          </w:tcPr>
+          <w:p>
+            <w:r/>
+            <w:r>
+              <w:t>Payment Management</w:t>
+            </w:r>
+          </w:p>
+        </w:tc>
+        <w:tc>
+          <w:tcPr>
+            <w:tcW w:type="dxa" w:w="2059"/>
           </w:tcPr>
           <w:p>
             <w:r/>
             <w:r>
               <w:t>Customer Support Payment Management function provides front end functionality for the CSR in their day-to-day payment support related activities.</w:t>
-            </w:r>
-          </w:p>
-        </w:tc>
-        <w:tc>
-          <w:tcPr>
-            <w:tcW w:type="dxa" w:w="2059"/>
-          </w:tcPr>
-          <w:p>
-            <w:r/>
-            <w:r>
-              <w:t>Customer Financial Management</w:t>
-            </w:r>
-          </w:p>
-        </w:tc>
-        <w:tc>
-          <w:tcPr>
-            <w:tcW w:type="dxa" w:w="1872"/>
-          </w:tcPr>
-          <w:p>
-            <w:r/>
-            <w:r>
-              <w:t>Payment Management</w:t>
             </w:r>
           </w:p>
         </w:tc>
@@ -1294,34 +1294,34 @@
         </w:tc>
         <w:tc>
           <w:tcPr>
-            <w:tcW w:type="dxa" w:w="2153"/>
+            <w:tcW w:type="dxa" w:w="2059"/>
+          </w:tcPr>
+          <w:p>
+            <w:r/>
+            <w:r>
+              <w:t>Customer Financial Management</w:t>
+            </w:r>
+          </w:p>
+        </w:tc>
+        <w:tc>
+          <w:tcPr>
+            <w:tcW w:type="dxa" w:w="1966"/>
+          </w:tcPr>
+          <w:p>
+            <w:r/>
+            <w:r>
+              <w:t>Payment Management</w:t>
+            </w:r>
+          </w:p>
+        </w:tc>
+        <w:tc>
+          <w:tcPr>
+            <w:tcW w:type="dxa" w:w="2059"/>
           </w:tcPr>
           <w:p>
             <w:r/>
             <w:r>
               <w:t>Customer Bill Payment provide an internet technology driven interface to the customer to undertake direct payments</w:t>
-            </w:r>
-          </w:p>
-        </w:tc>
-        <w:tc>
-          <w:tcPr>
-            <w:tcW w:type="dxa" w:w="2059"/>
-          </w:tcPr>
-          <w:p>
-            <w:r/>
-            <w:r>
-              <w:t>Customer Financial Management</w:t>
-            </w:r>
-          </w:p>
-        </w:tc>
-        <w:tc>
-          <w:tcPr>
-            <w:tcW w:type="dxa" w:w="1872"/>
-          </w:tcPr>
-          <w:p>
-            <w:r/>
-            <w:r>
-              <w:t>Payment Management</w:t>
             </w:r>
           </w:p>
         </w:tc>
@@ -1351,34 +1351,34 @@
         </w:tc>
         <w:tc>
           <w:tcPr>
-            <w:tcW w:type="dxa" w:w="2153"/>
+            <w:tcW w:type="dxa" w:w="2059"/>
+          </w:tcPr>
+          <w:p>
+            <w:r/>
+            <w:r>
+              <w:t>Customer Financial Management</w:t>
+            </w:r>
+          </w:p>
+        </w:tc>
+        <w:tc>
+          <w:tcPr>
+            <w:tcW w:type="dxa" w:w="1966"/>
+          </w:tcPr>
+          <w:p>
+            <w:r/>
+            <w:r>
+              <w:t>Payment Management</w:t>
+            </w:r>
+          </w:p>
+        </w:tc>
+        <w:tc>
+          <w:tcPr>
+            <w:tcW w:type="dxa" w:w="2059"/>
           </w:tcPr>
           <w:p>
             <w:r/>
             <w:r>
               <w:t>Bank Interface Direct Debit Payment Receiving supports receiving of direct debit payments from the nominated (specified) bank accounts.</w:t>
-            </w:r>
-          </w:p>
-        </w:tc>
-        <w:tc>
-          <w:tcPr>
-            <w:tcW w:type="dxa" w:w="2059"/>
-          </w:tcPr>
-          <w:p>
-            <w:r/>
-            <w:r>
-              <w:t>Customer Financial Management</w:t>
-            </w:r>
-          </w:p>
-        </w:tc>
-        <w:tc>
-          <w:tcPr>
-            <w:tcW w:type="dxa" w:w="1872"/>
-          </w:tcPr>
-          <w:p>
-            <w:r/>
-            <w:r>
-              <w:t>Payment Management</w:t>
             </w:r>
           </w:p>
         </w:tc>
@@ -1408,34 +1408,34 @@
         </w:tc>
         <w:tc>
           <w:tcPr>
-            <w:tcW w:type="dxa" w:w="2153"/>
+            <w:tcW w:type="dxa" w:w="2059"/>
+          </w:tcPr>
+          <w:p>
+            <w:r/>
+            <w:r>
+              <w:t>Customer Financial Management</w:t>
+            </w:r>
+          </w:p>
+        </w:tc>
+        <w:tc>
+          <w:tcPr>
+            <w:tcW w:type="dxa" w:w="1966"/>
+          </w:tcPr>
+          <w:p>
+            <w:r/>
+            <w:r>
+              <w:t>Payment Management</w:t>
+            </w:r>
+          </w:p>
+        </w:tc>
+        <w:tc>
+          <w:tcPr>
+            <w:tcW w:type="dxa" w:w="2059"/>
           </w:tcPr>
           <w:p>
             <w:r/>
             <w:r>
               <w:t>Payment Transaction Refunding supports refund transactions based on the saved payment transaction details.</w:t>
-            </w:r>
-          </w:p>
-        </w:tc>
-        <w:tc>
-          <w:tcPr>
-            <w:tcW w:type="dxa" w:w="2059"/>
-          </w:tcPr>
-          <w:p>
-            <w:r/>
-            <w:r>
-              <w:t>Customer Financial Management</w:t>
-            </w:r>
-          </w:p>
-        </w:tc>
-        <w:tc>
-          <w:tcPr>
-            <w:tcW w:type="dxa" w:w="1872"/>
-          </w:tcPr>
-          <w:p>
-            <w:r/>
-            <w:r>
-              <w:t>Payment Management</w:t>
             </w:r>
           </w:p>
         </w:tc>
@@ -1465,34 +1465,34 @@
         </w:tc>
         <w:tc>
           <w:tcPr>
-            <w:tcW w:type="dxa" w:w="2153"/>
+            <w:tcW w:type="dxa" w:w="2059"/>
+          </w:tcPr>
+          <w:p>
+            <w:r/>
+            <w:r>
+              <w:t>Customer Financial Management</w:t>
+            </w:r>
+          </w:p>
+        </w:tc>
+        <w:tc>
+          <w:tcPr>
+            <w:tcW w:type="dxa" w:w="1966"/>
+          </w:tcPr>
+          <w:p>
+            <w:r/>
+            <w:r>
+              <w:t>Payment Management</w:t>
+            </w:r>
+          </w:p>
+        </w:tc>
+        <w:tc>
+          <w:tcPr>
+            <w:tcW w:type="dxa" w:w="2059"/>
           </w:tcPr>
           <w:p>
             <w:r/>
             <w:r>
               <w:t>Payment Interface Management manages interfaces between the service provider and payment channel organizations</w:t>
-            </w:r>
-          </w:p>
-        </w:tc>
-        <w:tc>
-          <w:tcPr>
-            <w:tcW w:type="dxa" w:w="2059"/>
-          </w:tcPr>
-          <w:p>
-            <w:r/>
-            <w:r>
-              <w:t>Customer Financial Management</w:t>
-            </w:r>
-          </w:p>
-        </w:tc>
-        <w:tc>
-          <w:tcPr>
-            <w:tcW w:type="dxa" w:w="1872"/>
-          </w:tcPr>
-          <w:p>
-            <w:r/>
-            <w:r>
-              <w:t>Payment Management</w:t>
             </w:r>
           </w:p>
         </w:tc>
@@ -1522,34 +1522,34 @@
         </w:tc>
         <w:tc>
           <w:tcPr>
-            <w:tcW w:type="dxa" w:w="2153"/>
+            <w:tcW w:type="dxa" w:w="2059"/>
+          </w:tcPr>
+          <w:p>
+            <w:r/>
+            <w:r>
+              <w:t>Customer Financial Management</w:t>
+            </w:r>
+          </w:p>
+        </w:tc>
+        <w:tc>
+          <w:tcPr>
+            <w:tcW w:type="dxa" w:w="1966"/>
+          </w:tcPr>
+          <w:p>
+            <w:r/>
+            <w:r>
+              <w:t>Payment Management</w:t>
+            </w:r>
+          </w:p>
+        </w:tc>
+        <w:tc>
+          <w:tcPr>
+            <w:tcW w:type="dxa" w:w="2059"/>
           </w:tcPr>
           <w:p>
             <w:r/>
             <w:r>
               <w:t>Financial Transaction Settlement submits authorized transactions to the financial institutions for settlement.</w:t>
-            </w:r>
-          </w:p>
-        </w:tc>
-        <w:tc>
-          <w:tcPr>
-            <w:tcW w:type="dxa" w:w="2059"/>
-          </w:tcPr>
-          <w:p>
-            <w:r/>
-            <w:r>
-              <w:t>Customer Financial Management</w:t>
-            </w:r>
-          </w:p>
-        </w:tc>
-        <w:tc>
-          <w:tcPr>
-            <w:tcW w:type="dxa" w:w="1872"/>
-          </w:tcPr>
-          <w:p>
-            <w:r/>
-            <w:r>
-              <w:t>Payment Management</w:t>
             </w:r>
           </w:p>
         </w:tc>
@@ -1579,34 +1579,34 @@
         </w:tc>
         <w:tc>
           <w:tcPr>
-            <w:tcW w:type="dxa" w:w="2153"/>
+            <w:tcW w:type="dxa" w:w="2059"/>
+          </w:tcPr>
+          <w:p>
+            <w:r/>
+            <w:r>
+              <w:t>Customer Financial Management</w:t>
+            </w:r>
+          </w:p>
+        </w:tc>
+        <w:tc>
+          <w:tcPr>
+            <w:tcW w:type="dxa" w:w="1966"/>
+          </w:tcPr>
+          <w:p>
+            <w:r/>
+            <w:r>
+              <w:t>Payment Management</w:t>
+            </w:r>
+          </w:p>
+        </w:tc>
+        <w:tc>
+          <w:tcPr>
+            <w:tcW w:type="dxa" w:w="2059"/>
           </w:tcPr>
           <w:p>
             <w:r/>
             <w:r>
               <w:t>Financial Institution Reconciliation supports the reconciliation process with financial institutions</w:t>
-            </w:r>
-          </w:p>
-        </w:tc>
-        <w:tc>
-          <w:tcPr>
-            <w:tcW w:type="dxa" w:w="2059"/>
-          </w:tcPr>
-          <w:p>
-            <w:r/>
-            <w:r>
-              <w:t>Customer Financial Management</w:t>
-            </w:r>
-          </w:p>
-        </w:tc>
-        <w:tc>
-          <w:tcPr>
-            <w:tcW w:type="dxa" w:w="1872"/>
-          </w:tcPr>
-          <w:p>
-            <w:r/>
-            <w:r>
-              <w:t>Payment Management</w:t>
             </w:r>
           </w:p>
         </w:tc>
@@ -1636,34 +1636,34 @@
         </w:tc>
         <w:tc>
           <w:tcPr>
-            <w:tcW w:type="dxa" w:w="2153"/>
+            <w:tcW w:type="dxa" w:w="2059"/>
+          </w:tcPr>
+          <w:p>
+            <w:r/>
+            <w:r>
+              <w:t>Customer Financial Management</w:t>
+            </w:r>
+          </w:p>
+        </w:tc>
+        <w:tc>
+          <w:tcPr>
+            <w:tcW w:type="dxa" w:w="1966"/>
+          </w:tcPr>
+          <w:p>
+            <w:r/>
+            <w:r>
+              <w:t>Payment Management</w:t>
+            </w:r>
+          </w:p>
+        </w:tc>
+        <w:tc>
+          <w:tcPr>
+            <w:tcW w:type="dxa" w:w="2059"/>
           </w:tcPr>
           <w:p>
             <w:r/>
             <w:r>
               <w:t>Financial Institution Payment Authorization Linking liaises with financial institutions for payment authorization</w:t>
-            </w:r>
-          </w:p>
-        </w:tc>
-        <w:tc>
-          <w:tcPr>
-            <w:tcW w:type="dxa" w:w="2059"/>
-          </w:tcPr>
-          <w:p>
-            <w:r/>
-            <w:r>
-              <w:t>Customer Financial Management</w:t>
-            </w:r>
-          </w:p>
-        </w:tc>
-        <w:tc>
-          <w:tcPr>
-            <w:tcW w:type="dxa" w:w="1872"/>
-          </w:tcPr>
-          <w:p>
-            <w:r/>
-            <w:r>
-              <w:t>Payment Management</w:t>
             </w:r>
           </w:p>
         </w:tc>
@@ -1693,34 +1693,34 @@
         </w:tc>
         <w:tc>
           <w:tcPr>
-            <w:tcW w:type="dxa" w:w="2153"/>
+            <w:tcW w:type="dxa" w:w="2059"/>
+          </w:tcPr>
+          <w:p>
+            <w:r/>
+            <w:r>
+              <w:t>Customer Financial Management</w:t>
+            </w:r>
+          </w:p>
+        </w:tc>
+        <w:tc>
+          <w:tcPr>
+            <w:tcW w:type="dxa" w:w="1966"/>
+          </w:tcPr>
+          <w:p>
+            <w:r/>
+            <w:r>
+              <w:t>Payment Management</w:t>
+            </w:r>
+          </w:p>
+        </w:tc>
+        <w:tc>
+          <w:tcPr>
+            <w:tcW w:type="dxa" w:w="2059"/>
           </w:tcPr>
           <w:p>
             <w:r/>
             <w:r>
               <w:t>Remittance Details Access; Provides remittance details to the bill accounts receivable management application within the service provider billing system.</w:t>
-            </w:r>
-          </w:p>
-        </w:tc>
-        <w:tc>
-          <w:tcPr>
-            <w:tcW w:type="dxa" w:w="2059"/>
-          </w:tcPr>
-          <w:p>
-            <w:r/>
-            <w:r>
-              <w:t>Customer Financial Management</w:t>
-            </w:r>
-          </w:p>
-        </w:tc>
-        <w:tc>
-          <w:tcPr>
-            <w:tcW w:type="dxa" w:w="1872"/>
-          </w:tcPr>
-          <w:p>
-            <w:r/>
-            <w:r>
-              <w:t>Payment Management</w:t>
             </w:r>
           </w:p>
         </w:tc>
@@ -1750,34 +1750,34 @@
         </w:tc>
         <w:tc>
           <w:tcPr>
-            <w:tcW w:type="dxa" w:w="2153"/>
+            <w:tcW w:type="dxa" w:w="2059"/>
+          </w:tcPr>
+          <w:p>
+            <w:r/>
+            <w:r>
+              <w:t>Customer Financial Management</w:t>
+            </w:r>
+          </w:p>
+        </w:tc>
+        <w:tc>
+          <w:tcPr>
+            <w:tcW w:type="dxa" w:w="1966"/>
+          </w:tcPr>
+          <w:p>
+            <w:r/>
+            <w:r>
+              <w:t>Payment Management</w:t>
+            </w:r>
+          </w:p>
+        </w:tc>
+        <w:tc>
+          <w:tcPr>
+            <w:tcW w:type="dxa" w:w="2059"/>
           </w:tcPr>
           <w:p>
             <w:r/>
             <w:r>
               <w:t>Financial Institution Security Verification supports financial institutions’ security standards (e.g., “Verified by Visa” and “MasterCard SecureCode”).</w:t>
-            </w:r>
-          </w:p>
-        </w:tc>
-        <w:tc>
-          <w:tcPr>
-            <w:tcW w:type="dxa" w:w="2059"/>
-          </w:tcPr>
-          <w:p>
-            <w:r/>
-            <w:r>
-              <w:t>Customer Financial Management</w:t>
-            </w:r>
-          </w:p>
-        </w:tc>
-        <w:tc>
-          <w:tcPr>
-            <w:tcW w:type="dxa" w:w="1872"/>
-          </w:tcPr>
-          <w:p>
-            <w:r/>
-            <w:r>
-              <w:t>Payment Management</w:t>
             </w:r>
           </w:p>
         </w:tc>
@@ -1807,34 +1807,34 @@
         </w:tc>
         <w:tc>
           <w:tcPr>
-            <w:tcW w:type="dxa" w:w="2153"/>
+            <w:tcW w:type="dxa" w:w="2059"/>
+          </w:tcPr>
+          <w:p>
+            <w:r/>
+            <w:r>
+              <w:t>Business Partner Financial Management</w:t>
+            </w:r>
+          </w:p>
+        </w:tc>
+        <w:tc>
+          <w:tcPr>
+            <w:tcW w:type="dxa" w:w="1966"/>
+          </w:tcPr>
+          <w:p>
+            <w:r/>
+            <w:r>
+              <w:t>Business Partner Payment Management</w:t>
+            </w:r>
+          </w:p>
+        </w:tc>
+        <w:tc>
+          <w:tcPr>
+            <w:tcW w:type="dxa" w:w="2059"/>
           </w:tcPr>
           <w:p>
             <w:r/>
             <w:r>
               <w:t>Partner Payments Management handles payments in the area of Supplier/Partner billing and settlement. Logging and tracking of full or partial payments.</w:t>
-            </w:r>
-          </w:p>
-        </w:tc>
-        <w:tc>
-          <w:tcPr>
-            <w:tcW w:type="dxa" w:w="2059"/>
-          </w:tcPr>
-          <w:p>
-            <w:r/>
-            <w:r>
-              <w:t>Business Partner Financial Management</w:t>
-            </w:r>
-          </w:p>
-        </w:tc>
-        <w:tc>
-          <w:tcPr>
-            <w:tcW w:type="dxa" w:w="1872"/>
-          </w:tcPr>
-          <w:p>
-            <w:r/>
-            <w:r>
-              <w:t>Business Partner Payment Management</w:t>
             </w:r>
           </w:p>
         </w:tc>
@@ -1864,34 +1864,34 @@
         </w:tc>
         <w:tc>
           <w:tcPr>
-            <w:tcW w:type="dxa" w:w="2153"/>
+            <w:tcW w:type="dxa" w:w="2059"/>
+          </w:tcPr>
+          <w:p>
+            <w:r/>
+            <w:r>
+              <w:t>Customer Financial Management</w:t>
+            </w:r>
+          </w:p>
+        </w:tc>
+        <w:tc>
+          <w:tcPr>
+            <w:tcW w:type="dxa" w:w="1966"/>
+          </w:tcPr>
+          <w:p>
+            <w:r/>
+            <w:r>
+              <w:t>Payment Management</w:t>
+            </w:r>
+          </w:p>
+        </w:tc>
+        <w:tc>
+          <w:tcPr>
+            <w:tcW w:type="dxa" w:w="2059"/>
           </w:tcPr>
           <w:p>
             <w:r/>
             <w:r>
               <w:t>Customer Support Invoice Payment function is to accept customer payment via the customer service representative (CSR) for immediate Payment of Invoices using existing or new pay means.</w:t>
-            </w:r>
-          </w:p>
-        </w:tc>
-        <w:tc>
-          <w:tcPr>
-            <w:tcW w:type="dxa" w:w="2059"/>
-          </w:tcPr>
-          <w:p>
-            <w:r/>
-            <w:r>
-              <w:t>Customer Financial Management</w:t>
-            </w:r>
-          </w:p>
-        </w:tc>
-        <w:tc>
-          <w:tcPr>
-            <w:tcW w:type="dxa" w:w="1872"/>
-          </w:tcPr>
-          <w:p>
-            <w:r/>
-            <w:r>
-              <w:t>Payment Management</w:t>
             </w:r>
           </w:p>
         </w:tc>
@@ -1921,34 +1921,34 @@
         </w:tc>
         <w:tc>
           <w:tcPr>
-            <w:tcW w:type="dxa" w:w="2153"/>
+            <w:tcW w:type="dxa" w:w="2059"/>
+          </w:tcPr>
+          <w:p>
+            <w:r/>
+            <w:r>
+              <w:t>Customer Financial Management</w:t>
+            </w:r>
+          </w:p>
+        </w:tc>
+        <w:tc>
+          <w:tcPr>
+            <w:tcW w:type="dxa" w:w="1966"/>
+          </w:tcPr>
+          <w:p>
+            <w:r/>
+            <w:r>
+              <w:t>Payment Management</w:t>
+            </w:r>
+          </w:p>
+        </w:tc>
+        <w:tc>
+          <w:tcPr>
+            <w:tcW w:type="dxa" w:w="2059"/>
           </w:tcPr>
           <w:p>
             <w:r/>
             <w:r>
               <w:t>Customer Support Prepaid Recharge Payment function is to accept customer payment via the customer service representative (CSR) for Prepaid recharge using vouchers or other pay means</w:t>
-            </w:r>
-          </w:p>
-        </w:tc>
-        <w:tc>
-          <w:tcPr>
-            <w:tcW w:type="dxa" w:w="2059"/>
-          </w:tcPr>
-          <w:p>
-            <w:r/>
-            <w:r>
-              <w:t>Customer Financial Management</w:t>
-            </w:r>
-          </w:p>
-        </w:tc>
-        <w:tc>
-          <w:tcPr>
-            <w:tcW w:type="dxa" w:w="1872"/>
-          </w:tcPr>
-          <w:p>
-            <w:r/>
-            <w:r>
-              <w:t>Payment Management</w:t>
             </w:r>
           </w:p>
         </w:tc>
@@ -1978,34 +1978,34 @@
         </w:tc>
         <w:tc>
           <w:tcPr>
-            <w:tcW w:type="dxa" w:w="2153"/>
+            <w:tcW w:type="dxa" w:w="2059"/>
+          </w:tcPr>
+          <w:p>
+            <w:r/>
+            <w:r>
+              <w:t>Business Partner Financial Management</w:t>
+            </w:r>
+          </w:p>
+        </w:tc>
+        <w:tc>
+          <w:tcPr>
+            <w:tcW w:type="dxa" w:w="1966"/>
+          </w:tcPr>
+          <w:p>
+            <w:r/>
+            <w:r>
+              <w:t>Business Partner Payment Management</w:t>
+            </w:r>
+          </w:p>
+        </w:tc>
+        <w:tc>
+          <w:tcPr>
+            <w:tcW w:type="dxa" w:w="2059"/>
           </w:tcPr>
           <w:p>
             <w:r/>
             <w:r>
               <w:t>Procurement Order Payment provides payment of supplier order.</w:t>
-            </w:r>
-          </w:p>
-        </w:tc>
-        <w:tc>
-          <w:tcPr>
-            <w:tcW w:type="dxa" w:w="2059"/>
-          </w:tcPr>
-          <w:p>
-            <w:r/>
-            <w:r>
-              <w:t>Business Partner Financial Management</w:t>
-            </w:r>
-          </w:p>
-        </w:tc>
-        <w:tc>
-          <w:tcPr>
-            <w:tcW w:type="dxa" w:w="1872"/>
-          </w:tcPr>
-          <w:p>
-            <w:r/>
-            <w:r>
-              <w:t>Business Partner Payment Management</w:t>
             </w:r>
           </w:p>
         </w:tc>
@@ -2132,7 +2132,7 @@
         </w:trPr>
         <w:tc>
           <w:tcPr>
-            <w:tcW w:type="dxa" w:w="1123"/>
+            <w:tcW w:type="dxa" w:w="1030"/>
           </w:tcPr>
           <w:p>
             <w:r/>
@@ -2146,7 +2146,7 @@
         </w:tc>
         <w:tc>
           <w:tcPr>
-            <w:tcW w:type="dxa" w:w="2340"/>
+            <w:tcW w:type="dxa" w:w="1966"/>
           </w:tcPr>
           <w:p>
             <w:r/>
@@ -2160,7 +2160,7 @@
         </w:tc>
         <w:tc>
           <w:tcPr>
-            <w:tcW w:type="dxa" w:w="1872"/>
+            <w:tcW w:type="dxa" w:w="1591"/>
           </w:tcPr>
           <w:p>
             <w:r/>
@@ -2174,7 +2174,7 @@
         </w:tc>
         <w:tc>
           <w:tcPr>
-            <w:tcW w:type="dxa" w:w="1310"/>
+            <w:tcW w:type="dxa" w:w="1217"/>
           </w:tcPr>
           <w:p>
             <w:r/>
@@ -2188,7 +2188,7 @@
         </w:tc>
         <w:tc>
           <w:tcPr>
-            <w:tcW w:type="dxa" w:w="1498"/>
+            <w:tcW w:type="dxa" w:w="1310"/>
           </w:tcPr>
           <w:p>
             <w:r/>
@@ -2202,7 +2202,7 @@
         </w:tc>
         <w:tc>
           <w:tcPr>
-            <w:tcW w:type="dxa" w:w="1217"/>
+            <w:tcW w:type="dxa" w:w="2246"/>
           </w:tcPr>
           <w:p>
             <w:r/>
@@ -2218,7 +2218,7 @@
       <w:tr>
         <w:tc>
           <w:tcPr>
-            <w:tcW w:type="dxa" w:w="1123"/>
+            <w:tcW w:type="dxa" w:w="1030"/>
           </w:tcPr>
           <w:p>
             <w:r/>
@@ -2229,7 +2229,7 @@
         </w:tc>
         <w:tc>
           <w:tcPr>
-            <w:tcW w:type="dxa" w:w="2340"/>
+            <w:tcW w:type="dxa" w:w="1966"/>
           </w:tcPr>
           <w:p>
             <w:r/>
@@ -2240,7 +2240,7 @@
         </w:tc>
         <w:tc>
           <w:tcPr>
-            <w:tcW w:type="dxa" w:w="1872"/>
+            <w:tcW w:type="dxa" w:w="1591"/>
           </w:tcPr>
           <w:p>
             <w:r/>
@@ -2251,58 +2251,34 @@
         </w:tc>
         <w:tc>
           <w:tcPr>
+            <w:tcW w:type="dxa" w:w="1217"/>
+          </w:tcPr>
+          <w:p>
+            <w:r/>
+            <w:r>
+              <w:t>4</w:t>
+            </w:r>
+          </w:p>
+        </w:tc>
+        <w:tc>
+          <w:tcPr>
             <w:tcW w:type="dxa" w:w="1310"/>
           </w:tcPr>
           <w:p>
             <w:r/>
             <w:r>
-              <w:t>4</w:t>
-            </w:r>
-          </w:p>
-        </w:tc>
-        <w:tc>
-          <w:tcPr>
-            <w:tcW w:type="dxa" w:w="1498"/>
-          </w:tcPr>
-          <w:p>
-            <w:r/>
-            <w:r>
               <w:t>paymentMethod</w:t>
             </w:r>
           </w:p>
         </w:tc>
         <w:tc>
           <w:tcPr>
-            <w:tcW w:type="dxa" w:w="1217"/>
-          </w:tcPr>
-          <w:p>
-            <w:r/>
-            <w:r>
-              <w:t>GET</w:t>
-            </w:r>
-            <w:r>
-              <w:br/>
-            </w:r>
-            <w:r>
-              <w:t>GET /id</w:t>
-            </w:r>
-            <w:r>
-              <w:br/>
-            </w:r>
-            <w:r>
-              <w:t>POST</w:t>
-            </w:r>
-            <w:r>
-              <w:br/>
-            </w:r>
-            <w:r>
-              <w:t>PATCH</w:t>
-            </w:r>
-            <w:r>
-              <w:br/>
-            </w:r>
-            <w:r>
-              <w:t>DELETE</w:t>
+            <w:tcW w:type="dxa" w:w="2246"/>
+          </w:tcPr>
+          <w:p>
+            <w:r/>
+            <w:r>
+              <w:t>GET, GET /id, POST, PATCH, DELETE</w:t>
             </w:r>
           </w:p>
         </w:tc>
@@ -2310,7 +2286,7 @@
       <w:tr>
         <w:tc>
           <w:tcPr>
-            <w:tcW w:type="dxa" w:w="1123"/>
+            <w:tcW w:type="dxa" w:w="1030"/>
           </w:tcPr>
           <w:p>
             <w:r/>
@@ -2321,7 +2297,7 @@
         </w:tc>
         <w:tc>
           <w:tcPr>
-            <w:tcW w:type="dxa" w:w="2340"/>
+            <w:tcW w:type="dxa" w:w="1966"/>
           </w:tcPr>
           <w:p>
             <w:r/>
@@ -2332,7 +2308,7 @@
         </w:tc>
         <w:tc>
           <w:tcPr>
-            <w:tcW w:type="dxa" w:w="1872"/>
+            <w:tcW w:type="dxa" w:w="1591"/>
           </w:tcPr>
           <w:p>
             <w:r/>
@@ -2343,52 +2319,34 @@
         </w:tc>
         <w:tc>
           <w:tcPr>
+            <w:tcW w:type="dxa" w:w="1217"/>
+          </w:tcPr>
+          <w:p>
+            <w:r/>
+            <w:r>
+              <w:t>4</w:t>
+            </w:r>
+          </w:p>
+        </w:tc>
+        <w:tc>
+          <w:tcPr>
             <w:tcW w:type="dxa" w:w="1310"/>
           </w:tcPr>
           <w:p>
             <w:r/>
             <w:r>
-              <w:t>4</w:t>
-            </w:r>
-          </w:p>
-        </w:tc>
-        <w:tc>
-          <w:tcPr>
-            <w:tcW w:type="dxa" w:w="1498"/>
-          </w:tcPr>
-          <w:p>
-            <w:r/>
-            <w:r>
               <w:t>payment</w:t>
             </w:r>
-            <w:r>
-              <w:br/>
-            </w:r>
-            <w:r>
-              <w:t>refund</w:t>
-            </w:r>
-          </w:p>
-        </w:tc>
-        <w:tc>
-          <w:tcPr>
-            <w:tcW w:type="dxa" w:w="1217"/>
-          </w:tcPr>
-          <w:p>
-            <w:r/>
-            <w:r>
-              <w:t>GET</w:t>
-            </w:r>
-            <w:r>
-              <w:br/>
-            </w:r>
-            <w:r>
-              <w:t>GET /id</w:t>
-            </w:r>
-            <w:r>
-              <w:br/>
-            </w:r>
-            <w:r>
-              <w:t>POST</w:t>
+          </w:p>
+        </w:tc>
+        <w:tc>
+          <w:tcPr>
+            <w:tcW w:type="dxa" w:w="2246"/>
+          </w:tcPr>
+          <w:p>
+            <w:r/>
+            <w:r>
+              <w:t>GET, GET /id, POST</w:t>
             </w:r>
           </w:p>
         </w:tc>
@@ -2396,7 +2354,75 @@
       <w:tr>
         <w:tc>
           <w:tcPr>
-            <w:tcW w:type="dxa" w:w="1123"/>
+            <w:tcW w:type="dxa" w:w="1030"/>
+          </w:tcPr>
+          <w:p>
+            <w:r/>
+            <w:r>
+              <w:t>TMF676</w:t>
+            </w:r>
+          </w:p>
+        </w:tc>
+        <w:tc>
+          <w:tcPr>
+            <w:tcW w:type="dxa" w:w="1966"/>
+          </w:tcPr>
+          <w:p>
+            <w:r/>
+            <w:r>
+              <w:t>Payment Management API</w:t>
+            </w:r>
+          </w:p>
+        </w:tc>
+        <w:tc>
+          <w:tcPr>
+            <w:tcW w:type="dxa" w:w="1591"/>
+          </w:tcPr>
+          <w:p>
+            <w:r/>
+            <w:r>
+              <w:t>Mandatory</w:t>
+            </w:r>
+          </w:p>
+        </w:tc>
+        <w:tc>
+          <w:tcPr>
+            <w:tcW w:type="dxa" w:w="1217"/>
+          </w:tcPr>
+          <w:p>
+            <w:r/>
+            <w:r>
+              <w:t>4</w:t>
+            </w:r>
+          </w:p>
+        </w:tc>
+        <w:tc>
+          <w:tcPr>
+            <w:tcW w:type="dxa" w:w="1310"/>
+          </w:tcPr>
+          <w:p>
+            <w:r/>
+            <w:r>
+              <w:t>refund</w:t>
+            </w:r>
+          </w:p>
+        </w:tc>
+        <w:tc>
+          <w:tcPr>
+            <w:tcW w:type="dxa" w:w="2246"/>
+          </w:tcPr>
+          <w:p>
+            <w:r/>
+            <w:r>
+              <w:t>GET, GET /id, POST</w:t>
+            </w:r>
+          </w:p>
+        </w:tc>
+      </w:tr>
+      <w:tr>
+        <w:tc>
+          <w:tcPr>
+            <w:tcW w:type="dxa" w:w="1030"/>
           </w:tcPr>
           <w:p>
             <w:r/>
@@ -2407,18 +2433,18 @@
         </w:tc>
         <w:tc>
           <w:tcPr>
-            <w:tcW w:type="dxa" w:w="2340"/>
-          </w:tcPr>
-          <w:p>
-            <w:r/>
-            <w:r>
-              <w:t>Process Flow Management API</w:t>
-            </w:r>
-          </w:p>
-        </w:tc>
-        <w:tc>
-          <w:tcPr>
-            <w:tcW w:type="dxa" w:w="1872"/>
+            <w:tcW w:type="dxa" w:w="1966"/>
+          </w:tcPr>
+          <w:p>
+            <w:r/>
+            <w:r>
+              <w:t>UNRESOLVED-TMF701</w:t>
+            </w:r>
+          </w:p>
+        </w:tc>
+        <w:tc>
+          <w:tcPr>
+            <w:tcW w:type="dxa" w:w="1591"/>
           </w:tcPr>
           <w:p>
             <w:r/>
@@ -2429,27 +2455,89 @@
         </w:tc>
         <w:tc>
           <w:tcPr>
+            <w:tcW w:type="dxa" w:w="1217"/>
+          </w:tcPr>
+          <w:p>
+            <w:r/>
+            <w:r>
+              <w:t>4</w:t>
+            </w:r>
+          </w:p>
+        </w:tc>
+        <w:tc>
+          <w:tcPr>
             <w:tcW w:type="dxa" w:w="1310"/>
           </w:tcPr>
           <w:p>
             <w:r/>
             <w:r>
+              <w:t>processFlow</w:t>
+            </w:r>
+          </w:p>
+        </w:tc>
+        <w:tc>
+          <w:tcPr>
+            <w:tcW w:type="dxa" w:w="2246"/>
+          </w:tcPr>
+          <w:p>
+            <w:r/>
+            <w:r>
+              <w:t>POST, GET, GET /id, DELETE</w:t>
+            </w:r>
+          </w:p>
+        </w:tc>
+      </w:tr>
+      <w:tr>
+        <w:tc>
+          <w:tcPr>
+            <w:tcW w:type="dxa" w:w="1030"/>
+          </w:tcPr>
+          <w:p>
+            <w:r/>
+            <w:r>
+              <w:t>TMF701</w:t>
+            </w:r>
+          </w:p>
+        </w:tc>
+        <w:tc>
+          <w:tcPr>
+            <w:tcW w:type="dxa" w:w="1966"/>
+          </w:tcPr>
+          <w:p>
+            <w:r/>
+            <w:r>
+              <w:t>UNRESOLVED-TMF701</w:t>
+            </w:r>
+          </w:p>
+        </w:tc>
+        <w:tc>
+          <w:tcPr>
+            <w:tcW w:type="dxa" w:w="1591"/>
+          </w:tcPr>
+          <w:p>
+            <w:r/>
+            <w:r>
+              <w:t>Optional</w:t>
+            </w:r>
+          </w:p>
+        </w:tc>
+        <w:tc>
+          <w:tcPr>
+            <w:tcW w:type="dxa" w:w="1217"/>
+          </w:tcPr>
+          <w:p>
+            <w:r/>
+            <w:r>
               <w:t>4</w:t>
             </w:r>
           </w:p>
         </w:tc>
         <w:tc>
           <w:tcPr>
-            <w:tcW w:type="dxa" w:w="1498"/>
-          </w:tcPr>
-          <w:p>
-            <w:r/>
-            <w:r>
-              <w:t>processFlow</w:t>
-            </w:r>
-            <w:r>
-              <w:br/>
-            </w:r>
+            <w:tcW w:type="dxa" w:w="1310"/>
+          </w:tcPr>
+          <w:p>
+            <w:r/>
             <w:r>
               <w:t>taskFlow</w:t>
             </w:r>
@@ -2457,36 +2545,12 @@
         </w:tc>
         <w:tc>
           <w:tcPr>
-            <w:tcW w:type="dxa" w:w="1217"/>
-          </w:tcPr>
-          <w:p>
-            <w:r/>
-            <w:r>
-              <w:t>POST</w:t>
-            </w:r>
-            <w:r>
-              <w:br/>
-            </w:r>
-            <w:r>
-              <w:t>GET</w:t>
-            </w:r>
-            <w:r>
-              <w:br/>
-            </w:r>
-            <w:r>
-              <w:t>GET /id</w:t>
-            </w:r>
-            <w:r>
-              <w:br/>
-            </w:r>
-            <w:r>
-              <w:t>DELETE</w:t>
-            </w:r>
-            <w:r>
-              <w:br/>
-            </w:r>
-            <w:r>
-              <w:t>PATCH</w:t>
+            <w:tcW w:type="dxa" w:w="2246"/>
+          </w:tcPr>
+          <w:p>
+            <w:r/>
+            <w:r>
+              <w:t>PATCH, GET, GET /id</w:t>
             </w:r>
           </w:p>
         </w:tc>
@@ -2711,12 +2775,6 @@
             <w:r>
               <w:t>individual</w:t>
             </w:r>
-            <w:r>
-              <w:br/>
-            </w:r>
-            <w:r>
-              <w:t>organization</w:t>
-            </w:r>
           </w:p>
         </w:tc>
         <w:tc>
@@ -2726,13 +2784,7 @@
           <w:p>
             <w:r/>
             <w:r>
-              <w:t>GET</w:t>
-            </w:r>
-            <w:r>
-              <w:br/>
-            </w:r>
-            <w:r>
-              <w:t>GET /id</w:t>
+              <w:t>GET, GET /id</w:t>
             </w:r>
           </w:p>
         </w:tc>
@@ -2767,7 +2819,7 @@
           <w:p>
             <w:r/>
             <w:r>
-              <w:t>4</w:t>
+              <w:t>5</w:t>
             </w:r>
           </w:p>
         </w:tc>
@@ -2789,12 +2841,6 @@
           <w:p>
             <w:r/>
             <w:r>
-              <w:t>individual</w:t>
-            </w:r>
-            <w:r>
-              <w:br/>
-            </w:r>
-            <w:r>
               <w:t>organization</w:t>
             </w:r>
           </w:p>
@@ -2806,13 +2852,7 @@
           <w:p>
             <w:r/>
             <w:r>
-              <w:t>GET</w:t>
-            </w:r>
-            <w:r>
-              <w:br/>
-            </w:r>
-            <w:r>
-              <w:t>GET /id</w:t>
+              <w:t>GET, GET /id</w:t>
             </w:r>
           </w:p>
         </w:tc>
@@ -2825,7 +2865,7 @@
           <w:p>
             <w:r/>
             <w:r>
-              <w:t>TMF666</w:t>
+              <w:t>TMF632</w:t>
             </w:r>
           </w:p>
         </w:tc>
@@ -2836,7 +2876,7 @@
           <w:p>
             <w:r/>
             <w:r>
-              <w:t>Account Management API</w:t>
+              <w:t>Party Management API</w:t>
             </w:r>
           </w:p>
         </w:tc>
@@ -2847,7 +2887,7 @@
           <w:p>
             <w:r/>
             <w:r>
-              <w:t>5</w:t>
+              <w:t>4</w:t>
             </w:r>
           </w:p>
         </w:tc>
@@ -2869,43 +2909,7 @@
           <w:p>
             <w:r/>
             <w:r>
-              <w:t>billFormat</w:t>
-            </w:r>
-            <w:r>
-              <w:br/>
-            </w:r>
-            <w:r>
-              <w:t>billPresentationMedia</w:t>
-            </w:r>
-            <w:r>
-              <w:br/>
-            </w:r>
-            <w:r>
-              <w:t>billingAccount</w:t>
-            </w:r>
-            <w:r>
-              <w:br/>
-            </w:r>
-            <w:r>
-              <w:t>billingCycleSpecification</w:t>
-            </w:r>
-            <w:r>
-              <w:br/>
-            </w:r>
-            <w:r>
-              <w:t>financialAccount</w:t>
-            </w:r>
-            <w:r>
-              <w:br/>
-            </w:r>
-            <w:r>
-              <w:t>partyAccount</w:t>
-            </w:r>
-            <w:r>
-              <w:br/>
-            </w:r>
-            <w:r>
-              <w:t>settlementAccount</w:t>
+              <w:t>individual</w:t>
             </w:r>
           </w:p>
         </w:tc>
@@ -2916,13 +2920,7 @@
           <w:p>
             <w:r/>
             <w:r>
-              <w:t>GET</w:t>
-            </w:r>
-            <w:r>
-              <w:br/>
-            </w:r>
-            <w:r>
-              <w:t>GET /id</w:t>
+              <w:t>GET, GET /id</w:t>
             </w:r>
           </w:p>
         </w:tc>
@@ -2935,7 +2933,7 @@
           <w:p>
             <w:r/>
             <w:r>
-              <w:t>TMF666</w:t>
+              <w:t>TMF632</w:t>
             </w:r>
           </w:p>
         </w:tc>
@@ -2946,7 +2944,7 @@
           <w:p>
             <w:r/>
             <w:r>
-              <w:t>Account Management API</w:t>
+              <w:t>Party Management API</w:t>
             </w:r>
           </w:p>
         </w:tc>
@@ -2979,43 +2977,7 @@
           <w:p>
             <w:r/>
             <w:r>
-              <w:t>partyAccount</w:t>
-            </w:r>
-            <w:r>
-              <w:br/>
-            </w:r>
-            <w:r>
-              <w:t>billingAccount</w:t>
-            </w:r>
-            <w:r>
-              <w:br/>
-            </w:r>
-            <w:r>
-              <w:t>settlementAccount</w:t>
-            </w:r>
-            <w:r>
-              <w:br/>
-            </w:r>
-            <w:r>
-              <w:t>financialAccount</w:t>
-            </w:r>
-            <w:r>
-              <w:br/>
-            </w:r>
-            <w:r>
-              <w:t>billingCycleSpecification</w:t>
-            </w:r>
-            <w:r>
-              <w:br/>
-            </w:r>
-            <w:r>
-              <w:t>billFormat</w:t>
-            </w:r>
-            <w:r>
-              <w:br/>
-            </w:r>
-            <w:r>
-              <w:t>billPresentationMedia</w:t>
+              <w:t>organization</w:t>
             </w:r>
           </w:p>
         </w:tc>
@@ -3026,13 +2988,7 @@
           <w:p>
             <w:r/>
             <w:r>
-              <w:t>GET</w:t>
-            </w:r>
-            <w:r>
-              <w:br/>
-            </w:r>
-            <w:r>
-              <w:t>GET /id</w:t>
+              <w:t>GET, GET /id</w:t>
             </w:r>
           </w:p>
         </w:tc>
@@ -3045,7 +3001,7 @@
           <w:p>
             <w:r/>
             <w:r>
-              <w:t>TMF673</w:t>
+              <w:t>TMF666</w:t>
             </w:r>
           </w:p>
         </w:tc>
@@ -3056,7 +3012,7 @@
           <w:p>
             <w:r/>
             <w:r>
-              <w:t>Geographic Address Management API</w:t>
+              <w:t>Account Management API</w:t>
             </w:r>
           </w:p>
         </w:tc>
@@ -3067,7 +3023,7 @@
           <w:p>
             <w:r/>
             <w:r>
-              <w:t>4</w:t>
+              <w:t>5</w:t>
             </w:r>
           </w:p>
         </w:tc>
@@ -3089,19 +3045,7 @@
           <w:p>
             <w:r/>
             <w:r>
-              <w:t>geographicAddressValidation</w:t>
-            </w:r>
-            <w:r>
-              <w:br/>
-            </w:r>
-            <w:r>
-              <w:t>geographicAddress</w:t>
-            </w:r>
-            <w:r>
-              <w:br/>
-            </w:r>
-            <w:r>
-              <w:t>geographicSubAddress</w:t>
+              <w:t>billFormat</w:t>
             </w:r>
           </w:p>
         </w:tc>
@@ -3112,13 +3056,7 @@
           <w:p>
             <w:r/>
             <w:r>
-              <w:t>GET</w:t>
-            </w:r>
-            <w:r>
-              <w:br/>
-            </w:r>
-            <w:r>
-              <w:t>GET /id</w:t>
+              <w:t>GET, GET /id</w:t>
             </w:r>
           </w:p>
         </w:tc>
@@ -3131,7 +3069,7 @@
           <w:p>
             <w:r/>
             <w:r>
-              <w:t>TMF674</w:t>
+              <w:t>TMF666</w:t>
             </w:r>
           </w:p>
         </w:tc>
@@ -3142,7 +3080,7 @@
           <w:p>
             <w:r/>
             <w:r>
-              <w:t>Geographic Site Management API</w:t>
+              <w:t>Account Management API</w:t>
             </w:r>
           </w:p>
         </w:tc>
@@ -3153,7 +3091,7 @@
           <w:p>
             <w:r/>
             <w:r>
-              <w:t>4</w:t>
+              <w:t>5</w:t>
             </w:r>
           </w:p>
         </w:tc>
@@ -3175,7 +3113,7 @@
           <w:p>
             <w:r/>
             <w:r>
-              <w:t>geographicSite</w:t>
+              <w:t>billPresentationMedia</w:t>
             </w:r>
           </w:p>
         </w:tc>
@@ -3186,13 +3124,7 @@
           <w:p>
             <w:r/>
             <w:r>
-              <w:t>GET</w:t>
-            </w:r>
-            <w:r>
-              <w:br/>
-            </w:r>
-            <w:r>
-              <w:t>GET /id</w:t>
+              <w:t>GET, GET /id</w:t>
             </w:r>
           </w:p>
         </w:tc>
@@ -3205,6 +3137,1094 @@
           <w:p>
             <w:r/>
             <w:r>
+              <w:t>TMF666</w:t>
+            </w:r>
+          </w:p>
+        </w:tc>
+        <w:tc>
+          <w:tcPr>
+            <w:tcW w:type="dxa" w:w="2246"/>
+          </w:tcPr>
+          <w:p>
+            <w:r/>
+            <w:r>
+              <w:t>Account Management API</w:t>
+            </w:r>
+          </w:p>
+        </w:tc>
+        <w:tc>
+          <w:tcPr>
+            <w:tcW w:type="dxa" w:w="1217"/>
+          </w:tcPr>
+          <w:p>
+            <w:r/>
+            <w:r>
+              <w:t>5</w:t>
+            </w:r>
+          </w:p>
+        </w:tc>
+        <w:tc>
+          <w:tcPr>
+            <w:tcW w:type="dxa" w:w="1685"/>
+          </w:tcPr>
+          <w:p>
+            <w:r/>
+            <w:r>
+              <w:t>Optional</w:t>
+            </w:r>
+          </w:p>
+        </w:tc>
+        <w:tc>
+          <w:tcPr>
+            <w:tcW w:type="dxa" w:w="1966"/>
+          </w:tcPr>
+          <w:p>
+            <w:r/>
+            <w:r>
+              <w:t>billingAccount</w:t>
+            </w:r>
+          </w:p>
+        </w:tc>
+        <w:tc>
+          <w:tcPr>
+            <w:tcW w:type="dxa" w:w="1217"/>
+          </w:tcPr>
+          <w:p>
+            <w:r/>
+            <w:r>
+              <w:t>GET, GET /id</w:t>
+            </w:r>
+          </w:p>
+        </w:tc>
+      </w:tr>
+      <w:tr>
+        <w:tc>
+          <w:tcPr>
+            <w:tcW w:type="dxa" w:w="1030"/>
+          </w:tcPr>
+          <w:p>
+            <w:r/>
+            <w:r>
+              <w:t>TMF666</w:t>
+            </w:r>
+          </w:p>
+        </w:tc>
+        <w:tc>
+          <w:tcPr>
+            <w:tcW w:type="dxa" w:w="2246"/>
+          </w:tcPr>
+          <w:p>
+            <w:r/>
+            <w:r>
+              <w:t>Account Management API</w:t>
+            </w:r>
+          </w:p>
+        </w:tc>
+        <w:tc>
+          <w:tcPr>
+            <w:tcW w:type="dxa" w:w="1217"/>
+          </w:tcPr>
+          <w:p>
+            <w:r/>
+            <w:r>
+              <w:t>5</w:t>
+            </w:r>
+          </w:p>
+        </w:tc>
+        <w:tc>
+          <w:tcPr>
+            <w:tcW w:type="dxa" w:w="1685"/>
+          </w:tcPr>
+          <w:p>
+            <w:r/>
+            <w:r>
+              <w:t>Optional</w:t>
+            </w:r>
+          </w:p>
+        </w:tc>
+        <w:tc>
+          <w:tcPr>
+            <w:tcW w:type="dxa" w:w="1966"/>
+          </w:tcPr>
+          <w:p>
+            <w:r/>
+            <w:r>
+              <w:t>billingCycleSpecification</w:t>
+            </w:r>
+          </w:p>
+        </w:tc>
+        <w:tc>
+          <w:tcPr>
+            <w:tcW w:type="dxa" w:w="1217"/>
+          </w:tcPr>
+          <w:p>
+            <w:r/>
+            <w:r>
+              <w:t>GET, GET /id</w:t>
+            </w:r>
+          </w:p>
+        </w:tc>
+      </w:tr>
+      <w:tr>
+        <w:tc>
+          <w:tcPr>
+            <w:tcW w:type="dxa" w:w="1030"/>
+          </w:tcPr>
+          <w:p>
+            <w:r/>
+            <w:r>
+              <w:t>TMF666</w:t>
+            </w:r>
+          </w:p>
+        </w:tc>
+        <w:tc>
+          <w:tcPr>
+            <w:tcW w:type="dxa" w:w="2246"/>
+          </w:tcPr>
+          <w:p>
+            <w:r/>
+            <w:r>
+              <w:t>Account Management API</w:t>
+            </w:r>
+          </w:p>
+        </w:tc>
+        <w:tc>
+          <w:tcPr>
+            <w:tcW w:type="dxa" w:w="1217"/>
+          </w:tcPr>
+          <w:p>
+            <w:r/>
+            <w:r>
+              <w:t>5</w:t>
+            </w:r>
+          </w:p>
+        </w:tc>
+        <w:tc>
+          <w:tcPr>
+            <w:tcW w:type="dxa" w:w="1685"/>
+          </w:tcPr>
+          <w:p>
+            <w:r/>
+            <w:r>
+              <w:t>Optional</w:t>
+            </w:r>
+          </w:p>
+        </w:tc>
+        <w:tc>
+          <w:tcPr>
+            <w:tcW w:type="dxa" w:w="1966"/>
+          </w:tcPr>
+          <w:p>
+            <w:r/>
+            <w:r>
+              <w:t>financialAccount</w:t>
+            </w:r>
+          </w:p>
+        </w:tc>
+        <w:tc>
+          <w:tcPr>
+            <w:tcW w:type="dxa" w:w="1217"/>
+          </w:tcPr>
+          <w:p>
+            <w:r/>
+            <w:r>
+              <w:t>GET, GET /id</w:t>
+            </w:r>
+          </w:p>
+        </w:tc>
+      </w:tr>
+      <w:tr>
+        <w:tc>
+          <w:tcPr>
+            <w:tcW w:type="dxa" w:w="1030"/>
+          </w:tcPr>
+          <w:p>
+            <w:r/>
+            <w:r>
+              <w:t>TMF666</w:t>
+            </w:r>
+          </w:p>
+        </w:tc>
+        <w:tc>
+          <w:tcPr>
+            <w:tcW w:type="dxa" w:w="2246"/>
+          </w:tcPr>
+          <w:p>
+            <w:r/>
+            <w:r>
+              <w:t>Account Management API</w:t>
+            </w:r>
+          </w:p>
+        </w:tc>
+        <w:tc>
+          <w:tcPr>
+            <w:tcW w:type="dxa" w:w="1217"/>
+          </w:tcPr>
+          <w:p>
+            <w:r/>
+            <w:r>
+              <w:t>5</w:t>
+            </w:r>
+          </w:p>
+        </w:tc>
+        <w:tc>
+          <w:tcPr>
+            <w:tcW w:type="dxa" w:w="1685"/>
+          </w:tcPr>
+          <w:p>
+            <w:r/>
+            <w:r>
+              <w:t>Optional</w:t>
+            </w:r>
+          </w:p>
+        </w:tc>
+        <w:tc>
+          <w:tcPr>
+            <w:tcW w:type="dxa" w:w="1966"/>
+          </w:tcPr>
+          <w:p>
+            <w:r/>
+            <w:r>
+              <w:t>partyAccount</w:t>
+            </w:r>
+          </w:p>
+        </w:tc>
+        <w:tc>
+          <w:tcPr>
+            <w:tcW w:type="dxa" w:w="1217"/>
+          </w:tcPr>
+          <w:p>
+            <w:r/>
+            <w:r>
+              <w:t>GET, GET /id</w:t>
+            </w:r>
+          </w:p>
+        </w:tc>
+      </w:tr>
+      <w:tr>
+        <w:tc>
+          <w:tcPr>
+            <w:tcW w:type="dxa" w:w="1030"/>
+          </w:tcPr>
+          <w:p>
+            <w:r/>
+            <w:r>
+              <w:t>TMF666</w:t>
+            </w:r>
+          </w:p>
+        </w:tc>
+        <w:tc>
+          <w:tcPr>
+            <w:tcW w:type="dxa" w:w="2246"/>
+          </w:tcPr>
+          <w:p>
+            <w:r/>
+            <w:r>
+              <w:t>Account Management API</w:t>
+            </w:r>
+          </w:p>
+        </w:tc>
+        <w:tc>
+          <w:tcPr>
+            <w:tcW w:type="dxa" w:w="1217"/>
+          </w:tcPr>
+          <w:p>
+            <w:r/>
+            <w:r>
+              <w:t>5</w:t>
+            </w:r>
+          </w:p>
+        </w:tc>
+        <w:tc>
+          <w:tcPr>
+            <w:tcW w:type="dxa" w:w="1685"/>
+          </w:tcPr>
+          <w:p>
+            <w:r/>
+            <w:r>
+              <w:t>Optional</w:t>
+            </w:r>
+          </w:p>
+        </w:tc>
+        <w:tc>
+          <w:tcPr>
+            <w:tcW w:type="dxa" w:w="1966"/>
+          </w:tcPr>
+          <w:p>
+            <w:r/>
+            <w:r>
+              <w:t>settlementAccount</w:t>
+            </w:r>
+          </w:p>
+        </w:tc>
+        <w:tc>
+          <w:tcPr>
+            <w:tcW w:type="dxa" w:w="1217"/>
+          </w:tcPr>
+          <w:p>
+            <w:r/>
+            <w:r>
+              <w:t>GET, GET /id</w:t>
+            </w:r>
+          </w:p>
+        </w:tc>
+      </w:tr>
+      <w:tr>
+        <w:tc>
+          <w:tcPr>
+            <w:tcW w:type="dxa" w:w="1030"/>
+          </w:tcPr>
+          <w:p>
+            <w:r/>
+            <w:r>
+              <w:t>TMF666</w:t>
+            </w:r>
+          </w:p>
+        </w:tc>
+        <w:tc>
+          <w:tcPr>
+            <w:tcW w:type="dxa" w:w="2246"/>
+          </w:tcPr>
+          <w:p>
+            <w:r/>
+            <w:r>
+              <w:t>Account Management API</w:t>
+            </w:r>
+          </w:p>
+        </w:tc>
+        <w:tc>
+          <w:tcPr>
+            <w:tcW w:type="dxa" w:w="1217"/>
+          </w:tcPr>
+          <w:p>
+            <w:r/>
+            <w:r>
+              <w:t>4</w:t>
+            </w:r>
+          </w:p>
+        </w:tc>
+        <w:tc>
+          <w:tcPr>
+            <w:tcW w:type="dxa" w:w="1685"/>
+          </w:tcPr>
+          <w:p>
+            <w:r/>
+            <w:r>
+              <w:t>Optional</w:t>
+            </w:r>
+          </w:p>
+        </w:tc>
+        <w:tc>
+          <w:tcPr>
+            <w:tcW w:type="dxa" w:w="1966"/>
+          </w:tcPr>
+          <w:p>
+            <w:r/>
+            <w:r>
+              <w:t>partyAccount</w:t>
+            </w:r>
+          </w:p>
+        </w:tc>
+        <w:tc>
+          <w:tcPr>
+            <w:tcW w:type="dxa" w:w="1217"/>
+          </w:tcPr>
+          <w:p>
+            <w:r/>
+            <w:r>
+              <w:t>GET, GET /id</w:t>
+            </w:r>
+          </w:p>
+        </w:tc>
+      </w:tr>
+      <w:tr>
+        <w:tc>
+          <w:tcPr>
+            <w:tcW w:type="dxa" w:w="1030"/>
+          </w:tcPr>
+          <w:p>
+            <w:r/>
+            <w:r>
+              <w:t>TMF666</w:t>
+            </w:r>
+          </w:p>
+        </w:tc>
+        <w:tc>
+          <w:tcPr>
+            <w:tcW w:type="dxa" w:w="2246"/>
+          </w:tcPr>
+          <w:p>
+            <w:r/>
+            <w:r>
+              <w:t>Account Management API</w:t>
+            </w:r>
+          </w:p>
+        </w:tc>
+        <w:tc>
+          <w:tcPr>
+            <w:tcW w:type="dxa" w:w="1217"/>
+          </w:tcPr>
+          <w:p>
+            <w:r/>
+            <w:r>
+              <w:t>4</w:t>
+            </w:r>
+          </w:p>
+        </w:tc>
+        <w:tc>
+          <w:tcPr>
+            <w:tcW w:type="dxa" w:w="1685"/>
+          </w:tcPr>
+          <w:p>
+            <w:r/>
+            <w:r>
+              <w:t>Optional</w:t>
+            </w:r>
+          </w:p>
+        </w:tc>
+        <w:tc>
+          <w:tcPr>
+            <w:tcW w:type="dxa" w:w="1966"/>
+          </w:tcPr>
+          <w:p>
+            <w:r/>
+            <w:r>
+              <w:t>billingAccount</w:t>
+            </w:r>
+          </w:p>
+        </w:tc>
+        <w:tc>
+          <w:tcPr>
+            <w:tcW w:type="dxa" w:w="1217"/>
+          </w:tcPr>
+          <w:p>
+            <w:r/>
+            <w:r>
+              <w:t>GET, GET /id</w:t>
+            </w:r>
+          </w:p>
+        </w:tc>
+      </w:tr>
+      <w:tr>
+        <w:tc>
+          <w:tcPr>
+            <w:tcW w:type="dxa" w:w="1030"/>
+          </w:tcPr>
+          <w:p>
+            <w:r/>
+            <w:r>
+              <w:t>TMF666</w:t>
+            </w:r>
+          </w:p>
+        </w:tc>
+        <w:tc>
+          <w:tcPr>
+            <w:tcW w:type="dxa" w:w="2246"/>
+          </w:tcPr>
+          <w:p>
+            <w:r/>
+            <w:r>
+              <w:t>Account Management API</w:t>
+            </w:r>
+          </w:p>
+        </w:tc>
+        <w:tc>
+          <w:tcPr>
+            <w:tcW w:type="dxa" w:w="1217"/>
+          </w:tcPr>
+          <w:p>
+            <w:r/>
+            <w:r>
+              <w:t>4</w:t>
+            </w:r>
+          </w:p>
+        </w:tc>
+        <w:tc>
+          <w:tcPr>
+            <w:tcW w:type="dxa" w:w="1685"/>
+          </w:tcPr>
+          <w:p>
+            <w:r/>
+            <w:r>
+              <w:t>Optional</w:t>
+            </w:r>
+          </w:p>
+        </w:tc>
+        <w:tc>
+          <w:tcPr>
+            <w:tcW w:type="dxa" w:w="1966"/>
+          </w:tcPr>
+          <w:p>
+            <w:r/>
+            <w:r>
+              <w:t>settlementAccount</w:t>
+            </w:r>
+          </w:p>
+        </w:tc>
+        <w:tc>
+          <w:tcPr>
+            <w:tcW w:type="dxa" w:w="1217"/>
+          </w:tcPr>
+          <w:p>
+            <w:r/>
+            <w:r>
+              <w:t>GET, GET /id</w:t>
+            </w:r>
+          </w:p>
+        </w:tc>
+      </w:tr>
+      <w:tr>
+        <w:tc>
+          <w:tcPr>
+            <w:tcW w:type="dxa" w:w="1030"/>
+          </w:tcPr>
+          <w:p>
+            <w:r/>
+            <w:r>
+              <w:t>TMF666</w:t>
+            </w:r>
+          </w:p>
+        </w:tc>
+        <w:tc>
+          <w:tcPr>
+            <w:tcW w:type="dxa" w:w="2246"/>
+          </w:tcPr>
+          <w:p>
+            <w:r/>
+            <w:r>
+              <w:t>Account Management API</w:t>
+            </w:r>
+          </w:p>
+        </w:tc>
+        <w:tc>
+          <w:tcPr>
+            <w:tcW w:type="dxa" w:w="1217"/>
+          </w:tcPr>
+          <w:p>
+            <w:r/>
+            <w:r>
+              <w:t>4</w:t>
+            </w:r>
+          </w:p>
+        </w:tc>
+        <w:tc>
+          <w:tcPr>
+            <w:tcW w:type="dxa" w:w="1685"/>
+          </w:tcPr>
+          <w:p>
+            <w:r/>
+            <w:r>
+              <w:t>Optional</w:t>
+            </w:r>
+          </w:p>
+        </w:tc>
+        <w:tc>
+          <w:tcPr>
+            <w:tcW w:type="dxa" w:w="1966"/>
+          </w:tcPr>
+          <w:p>
+            <w:r/>
+            <w:r>
+              <w:t>financialAccount</w:t>
+            </w:r>
+          </w:p>
+        </w:tc>
+        <w:tc>
+          <w:tcPr>
+            <w:tcW w:type="dxa" w:w="1217"/>
+          </w:tcPr>
+          <w:p>
+            <w:r/>
+            <w:r>
+              <w:t>GET, GET /id</w:t>
+            </w:r>
+          </w:p>
+        </w:tc>
+      </w:tr>
+      <w:tr>
+        <w:tc>
+          <w:tcPr>
+            <w:tcW w:type="dxa" w:w="1030"/>
+          </w:tcPr>
+          <w:p>
+            <w:r/>
+            <w:r>
+              <w:t>TMF666</w:t>
+            </w:r>
+          </w:p>
+        </w:tc>
+        <w:tc>
+          <w:tcPr>
+            <w:tcW w:type="dxa" w:w="2246"/>
+          </w:tcPr>
+          <w:p>
+            <w:r/>
+            <w:r>
+              <w:t>Account Management API</w:t>
+            </w:r>
+          </w:p>
+        </w:tc>
+        <w:tc>
+          <w:tcPr>
+            <w:tcW w:type="dxa" w:w="1217"/>
+          </w:tcPr>
+          <w:p>
+            <w:r/>
+            <w:r>
+              <w:t>4</w:t>
+            </w:r>
+          </w:p>
+        </w:tc>
+        <w:tc>
+          <w:tcPr>
+            <w:tcW w:type="dxa" w:w="1685"/>
+          </w:tcPr>
+          <w:p>
+            <w:r/>
+            <w:r>
+              <w:t>Optional</w:t>
+            </w:r>
+          </w:p>
+        </w:tc>
+        <w:tc>
+          <w:tcPr>
+            <w:tcW w:type="dxa" w:w="1966"/>
+          </w:tcPr>
+          <w:p>
+            <w:r/>
+            <w:r>
+              <w:t>billingCycleSpecification</w:t>
+            </w:r>
+          </w:p>
+        </w:tc>
+        <w:tc>
+          <w:tcPr>
+            <w:tcW w:type="dxa" w:w="1217"/>
+          </w:tcPr>
+          <w:p>
+            <w:r/>
+            <w:r>
+              <w:t>GET, GET /id</w:t>
+            </w:r>
+          </w:p>
+        </w:tc>
+      </w:tr>
+      <w:tr>
+        <w:tc>
+          <w:tcPr>
+            <w:tcW w:type="dxa" w:w="1030"/>
+          </w:tcPr>
+          <w:p>
+            <w:r/>
+            <w:r>
+              <w:t>TMF666</w:t>
+            </w:r>
+          </w:p>
+        </w:tc>
+        <w:tc>
+          <w:tcPr>
+            <w:tcW w:type="dxa" w:w="2246"/>
+          </w:tcPr>
+          <w:p>
+            <w:r/>
+            <w:r>
+              <w:t>Account Management API</w:t>
+            </w:r>
+          </w:p>
+        </w:tc>
+        <w:tc>
+          <w:tcPr>
+            <w:tcW w:type="dxa" w:w="1217"/>
+          </w:tcPr>
+          <w:p>
+            <w:r/>
+            <w:r>
+              <w:t>4</w:t>
+            </w:r>
+          </w:p>
+        </w:tc>
+        <w:tc>
+          <w:tcPr>
+            <w:tcW w:type="dxa" w:w="1685"/>
+          </w:tcPr>
+          <w:p>
+            <w:r/>
+            <w:r>
+              <w:t>Optional</w:t>
+            </w:r>
+          </w:p>
+        </w:tc>
+        <w:tc>
+          <w:tcPr>
+            <w:tcW w:type="dxa" w:w="1966"/>
+          </w:tcPr>
+          <w:p>
+            <w:r/>
+            <w:r>
+              <w:t>billFormat</w:t>
+            </w:r>
+          </w:p>
+        </w:tc>
+        <w:tc>
+          <w:tcPr>
+            <w:tcW w:type="dxa" w:w="1217"/>
+          </w:tcPr>
+          <w:p>
+            <w:r/>
+            <w:r>
+              <w:t>GET, GET /id</w:t>
+            </w:r>
+          </w:p>
+        </w:tc>
+      </w:tr>
+      <w:tr>
+        <w:tc>
+          <w:tcPr>
+            <w:tcW w:type="dxa" w:w="1030"/>
+          </w:tcPr>
+          <w:p>
+            <w:r/>
+            <w:r>
+              <w:t>TMF666</w:t>
+            </w:r>
+          </w:p>
+        </w:tc>
+        <w:tc>
+          <w:tcPr>
+            <w:tcW w:type="dxa" w:w="2246"/>
+          </w:tcPr>
+          <w:p>
+            <w:r/>
+            <w:r>
+              <w:t>Account Management API</w:t>
+            </w:r>
+          </w:p>
+        </w:tc>
+        <w:tc>
+          <w:tcPr>
+            <w:tcW w:type="dxa" w:w="1217"/>
+          </w:tcPr>
+          <w:p>
+            <w:r/>
+            <w:r>
+              <w:t>4</w:t>
+            </w:r>
+          </w:p>
+        </w:tc>
+        <w:tc>
+          <w:tcPr>
+            <w:tcW w:type="dxa" w:w="1685"/>
+          </w:tcPr>
+          <w:p>
+            <w:r/>
+            <w:r>
+              <w:t>Optional</w:t>
+            </w:r>
+          </w:p>
+        </w:tc>
+        <w:tc>
+          <w:tcPr>
+            <w:tcW w:type="dxa" w:w="1966"/>
+          </w:tcPr>
+          <w:p>
+            <w:r/>
+            <w:r>
+              <w:t>billPresentationMedia</w:t>
+            </w:r>
+          </w:p>
+        </w:tc>
+        <w:tc>
+          <w:tcPr>
+            <w:tcW w:type="dxa" w:w="1217"/>
+          </w:tcPr>
+          <w:p>
+            <w:r/>
+            <w:r>
+              <w:t>GET, GET /id</w:t>
+            </w:r>
+          </w:p>
+        </w:tc>
+      </w:tr>
+      <w:tr>
+        <w:tc>
+          <w:tcPr>
+            <w:tcW w:type="dxa" w:w="1030"/>
+          </w:tcPr>
+          <w:p>
+            <w:r/>
+            <w:r>
+              <w:t>TMF673</w:t>
+            </w:r>
+          </w:p>
+        </w:tc>
+        <w:tc>
+          <w:tcPr>
+            <w:tcW w:type="dxa" w:w="2246"/>
+          </w:tcPr>
+          <w:p>
+            <w:r/>
+            <w:r>
+              <w:t>Geographic Address Management API</w:t>
+            </w:r>
+          </w:p>
+        </w:tc>
+        <w:tc>
+          <w:tcPr>
+            <w:tcW w:type="dxa" w:w="1217"/>
+          </w:tcPr>
+          <w:p>
+            <w:r/>
+            <w:r>
+              <w:t>4</w:t>
+            </w:r>
+          </w:p>
+        </w:tc>
+        <w:tc>
+          <w:tcPr>
+            <w:tcW w:type="dxa" w:w="1685"/>
+          </w:tcPr>
+          <w:p>
+            <w:r/>
+            <w:r>
+              <w:t>Optional</w:t>
+            </w:r>
+          </w:p>
+        </w:tc>
+        <w:tc>
+          <w:tcPr>
+            <w:tcW w:type="dxa" w:w="1966"/>
+          </w:tcPr>
+          <w:p>
+            <w:r/>
+            <w:r>
+              <w:t>geographicAddressValidation</w:t>
+            </w:r>
+          </w:p>
+        </w:tc>
+        <w:tc>
+          <w:tcPr>
+            <w:tcW w:type="dxa" w:w="1217"/>
+          </w:tcPr>
+          <w:p>
+            <w:r/>
+            <w:r>
+              <w:t>GET, GET /id</w:t>
+            </w:r>
+          </w:p>
+        </w:tc>
+      </w:tr>
+      <w:tr>
+        <w:tc>
+          <w:tcPr>
+            <w:tcW w:type="dxa" w:w="1030"/>
+          </w:tcPr>
+          <w:p>
+            <w:r/>
+            <w:r>
+              <w:t>TMF673</w:t>
+            </w:r>
+          </w:p>
+        </w:tc>
+        <w:tc>
+          <w:tcPr>
+            <w:tcW w:type="dxa" w:w="2246"/>
+          </w:tcPr>
+          <w:p>
+            <w:r/>
+            <w:r>
+              <w:t>Geographic Address Management API</w:t>
+            </w:r>
+          </w:p>
+        </w:tc>
+        <w:tc>
+          <w:tcPr>
+            <w:tcW w:type="dxa" w:w="1217"/>
+          </w:tcPr>
+          <w:p>
+            <w:r/>
+            <w:r>
+              <w:t>4</w:t>
+            </w:r>
+          </w:p>
+        </w:tc>
+        <w:tc>
+          <w:tcPr>
+            <w:tcW w:type="dxa" w:w="1685"/>
+          </w:tcPr>
+          <w:p>
+            <w:r/>
+            <w:r>
+              <w:t>Optional</w:t>
+            </w:r>
+          </w:p>
+        </w:tc>
+        <w:tc>
+          <w:tcPr>
+            <w:tcW w:type="dxa" w:w="1966"/>
+          </w:tcPr>
+          <w:p>
+            <w:r/>
+            <w:r>
+              <w:t>geographicAddress</w:t>
+            </w:r>
+          </w:p>
+        </w:tc>
+        <w:tc>
+          <w:tcPr>
+            <w:tcW w:type="dxa" w:w="1217"/>
+          </w:tcPr>
+          <w:p>
+            <w:r/>
+            <w:r>
+              <w:t>GET, GET /id</w:t>
+            </w:r>
+          </w:p>
+        </w:tc>
+      </w:tr>
+      <w:tr>
+        <w:tc>
+          <w:tcPr>
+            <w:tcW w:type="dxa" w:w="1030"/>
+          </w:tcPr>
+          <w:p>
+            <w:r/>
+            <w:r>
+              <w:t>TMF673</w:t>
+            </w:r>
+          </w:p>
+        </w:tc>
+        <w:tc>
+          <w:tcPr>
+            <w:tcW w:type="dxa" w:w="2246"/>
+          </w:tcPr>
+          <w:p>
+            <w:r/>
+            <w:r>
+              <w:t>Geographic Address Management API</w:t>
+            </w:r>
+          </w:p>
+        </w:tc>
+        <w:tc>
+          <w:tcPr>
+            <w:tcW w:type="dxa" w:w="1217"/>
+          </w:tcPr>
+          <w:p>
+            <w:r/>
+            <w:r>
+              <w:t>4</w:t>
+            </w:r>
+          </w:p>
+        </w:tc>
+        <w:tc>
+          <w:tcPr>
+            <w:tcW w:type="dxa" w:w="1685"/>
+          </w:tcPr>
+          <w:p>
+            <w:r/>
+            <w:r>
+              <w:t>Optional</w:t>
+            </w:r>
+          </w:p>
+        </w:tc>
+        <w:tc>
+          <w:tcPr>
+            <w:tcW w:type="dxa" w:w="1966"/>
+          </w:tcPr>
+          <w:p>
+            <w:r/>
+            <w:r>
+              <w:t>geographicSubAddress</w:t>
+            </w:r>
+          </w:p>
+        </w:tc>
+        <w:tc>
+          <w:tcPr>
+            <w:tcW w:type="dxa" w:w="1217"/>
+          </w:tcPr>
+          <w:p>
+            <w:r/>
+            <w:r>
+              <w:t>GET, GET /id</w:t>
+            </w:r>
+          </w:p>
+        </w:tc>
+      </w:tr>
+      <w:tr>
+        <w:tc>
+          <w:tcPr>
+            <w:tcW w:type="dxa" w:w="1030"/>
+          </w:tcPr>
+          <w:p>
+            <w:r/>
+            <w:r>
+              <w:t>TMF674</w:t>
+            </w:r>
+          </w:p>
+        </w:tc>
+        <w:tc>
+          <w:tcPr>
+            <w:tcW w:type="dxa" w:w="2246"/>
+          </w:tcPr>
+          <w:p>
+            <w:r/>
+            <w:r>
+              <w:t>Geographic Site Management API</w:t>
+            </w:r>
+          </w:p>
+        </w:tc>
+        <w:tc>
+          <w:tcPr>
+            <w:tcW w:type="dxa" w:w="1217"/>
+          </w:tcPr>
+          <w:p>
+            <w:r/>
+            <w:r>
+              <w:t>4</w:t>
+            </w:r>
+          </w:p>
+        </w:tc>
+        <w:tc>
+          <w:tcPr>
+            <w:tcW w:type="dxa" w:w="1685"/>
+          </w:tcPr>
+          <w:p>
+            <w:r/>
+            <w:r>
+              <w:t>Optional</w:t>
+            </w:r>
+          </w:p>
+        </w:tc>
+        <w:tc>
+          <w:tcPr>
+            <w:tcW w:type="dxa" w:w="1966"/>
+          </w:tcPr>
+          <w:p>
+            <w:r/>
+            <w:r>
+              <w:t>geographicSite</w:t>
+            </w:r>
+          </w:p>
+        </w:tc>
+        <w:tc>
+          <w:tcPr>
+            <w:tcW w:type="dxa" w:w="1217"/>
+          </w:tcPr>
+          <w:p>
+            <w:r/>
+            <w:r>
+              <w:t>GET, GET /id</w:t>
+            </w:r>
+          </w:p>
+        </w:tc>
+      </w:tr>
+      <w:tr>
+        <w:tc>
+          <w:tcPr>
+            <w:tcW w:type="dxa" w:w="1030"/>
+          </w:tcPr>
+          <w:p>
+            <w:r/>
+            <w:r>
               <w:t>TMF675</w:t>
             </w:r>
           </w:p>
@@ -3216,7 +4236,7 @@
           <w:p>
             <w:r/>
             <w:r>
-              <w:t>Geographic Location Management API</w:t>
+              <w:t>UNRESOLVED-TMF675</w:t>
             </w:r>
           </w:p>
         </w:tc>
@@ -3260,13 +4280,7 @@
           <w:p>
             <w:r/>
             <w:r>
-              <w:t>GET</w:t>
-            </w:r>
-            <w:r>
-              <w:br/>
-            </w:r>
-            <w:r>
-              <w:t>GET /id</w:t>
+              <w:t>GET, GET /id</w:t>
             </w:r>
           </w:p>
         </w:tc>
@@ -3277,7 +4291,7 @@
       <w:r>
         <w:drawing>
           <wp:inline xmlns:a="http://schemas.openxmlformats.org/drawingml/2006/main" xmlns:pic="http://schemas.openxmlformats.org/drawingml/2006/picture">
-            <wp:extent cx="5394960" cy="5533188"/>
+            <wp:extent cx="5394960" cy="5545725"/>
             <wp:docPr id="4" name="Picture 4"/>
             <wp:cNvGraphicFramePr>
               <a:graphicFrameLocks noChangeAspect="1"/>
@@ -3298,7 +4312,7 @@
                   <pic:spPr>
                     <a:xfrm>
                       <a:off x="0" y="0"/>
-                      <a:ext cx="5394960" cy="5533188"/>
+                      <a:ext cx="5394960" cy="5545725"/>
                     </a:xfrm>
                     <a:prstGeom prst="rect"/>
                   </pic:spPr>
@@ -3548,7 +4562,7 @@
           <w:p>
             <w:r/>
             <w:r>
-              <w:t>Process Flow Management API</w:t>
+              <w:t>UNRESOLVED-TMF701</w:t>
             </w:r>
           </w:p>
         </w:tc>

--- a/specifications/TMFC029-PaymentManagement/Diagrams/TMFC029_Payment_Management.docx
+++ b/specifications/TMFC029-PaymentManagement/Diagrams/TMFC029_Payment_Management.docx
@@ -155,6 +155,9 @@
         </w:tc>
       </w:tr>
       <w:tr>
+        <w:trPr>
+          <w:cantSplit/>
+        </w:trPr>
         <w:tc>
           <w:tcPr>
             <w:tcW w:type="dxa" w:w="2153"/>
@@ -358,6 +361,9 @@
         </w:tc>
       </w:tr>
       <w:tr>
+        <w:trPr>
+          <w:cantSplit/>
+        </w:trPr>
         <w:tc>
           <w:tcPr>
             <w:tcW w:type="dxa" w:w="1404"/>
@@ -404,6 +410,9 @@
         </w:tc>
       </w:tr>
       <w:tr>
+        <w:trPr>
+          <w:cantSplit/>
+        </w:trPr>
         <w:tc>
           <w:tcPr>
             <w:tcW w:type="dxa" w:w="1404"/>
@@ -450,6 +459,9 @@
         </w:tc>
       </w:tr>
       <w:tr>
+        <w:trPr>
+          <w:cantSplit/>
+        </w:trPr>
         <w:tc>
           <w:tcPr>
             <w:tcW w:type="dxa" w:w="1404"/>
@@ -496,6 +508,9 @@
         </w:tc>
       </w:tr>
       <w:tr>
+        <w:trPr>
+          <w:cantSplit/>
+        </w:trPr>
         <w:tc>
           <w:tcPr>
             <w:tcW w:type="dxa" w:w="1404"/>
@@ -542,6 +557,9 @@
         </w:tc>
       </w:tr>
       <w:tr>
+        <w:trPr>
+          <w:cantSplit/>
+        </w:trPr>
         <w:tc>
           <w:tcPr>
             <w:tcW w:type="dxa" w:w="1404"/>
@@ -588,6 +606,9 @@
         </w:tc>
       </w:tr>
       <w:tr>
+        <w:trPr>
+          <w:cantSplit/>
+        </w:trPr>
         <w:tc>
           <w:tcPr>
             <w:tcW w:type="dxa" w:w="1404"/>
@@ -634,6 +655,9 @@
         </w:tc>
       </w:tr>
       <w:tr>
+        <w:trPr>
+          <w:cantSplit/>
+        </w:trPr>
         <w:tc>
           <w:tcPr>
             <w:tcW w:type="dxa" w:w="1404"/>
@@ -721,7 +745,7 @@
         </w:trPr>
         <w:tc>
           <w:tcPr>
-            <w:tcW w:type="dxa" w:w="1498"/>
+            <w:tcW w:type="dxa" w:w="1685"/>
           </w:tcPr>
           <w:p>
             <w:r/>
@@ -749,7 +773,7 @@
         </w:tc>
         <w:tc>
           <w:tcPr>
-            <w:tcW w:type="dxa" w:w="2340"/>
+            <w:tcW w:type="dxa" w:w="2246"/>
           </w:tcPr>
           <w:p>
             <w:r/>
@@ -763,7 +787,7 @@
         </w:tc>
         <w:tc>
           <w:tcPr>
-            <w:tcW w:type="dxa" w:w="2434"/>
+            <w:tcW w:type="dxa" w:w="2340"/>
           </w:tcPr>
           <w:p>
             <w:r/>
@@ -777,14 +801,17 @@
         </w:tc>
       </w:tr>
       <w:tr>
-        <w:tc>
-          <w:tcPr>
-            <w:tcW w:type="dxa" w:w="1498"/>
-          </w:tcPr>
-          <w:p>
-            <w:r/>
-            <w:r>
-              <w:t>Party Payment</w:t>
+        <w:trPr>
+          <w:cantSplit/>
+        </w:trPr>
+        <w:tc>
+          <w:tcPr>
+            <w:tcW w:type="dxa" w:w="1685"/>
+          </w:tcPr>
+          <w:p>
+            <w:r/>
+            <w:r>
+              <w:t>Party Payment ABE</w:t>
             </w:r>
           </w:p>
         </w:tc>
@@ -801,16 +828,16 @@
         </w:tc>
         <w:tc>
           <w:tcPr>
+            <w:tcW w:type="dxa" w:w="2246"/>
+          </w:tcPr>
+          <w:p>
+            <w:r/>
+            <w:r/>
+          </w:p>
+        </w:tc>
+        <w:tc>
+          <w:tcPr>
             <w:tcW w:type="dxa" w:w="2340"/>
-          </w:tcPr>
-          <w:p>
-            <w:r/>
-            <w:r/>
-          </w:p>
-        </w:tc>
-        <w:tc>
-          <w:tcPr>
-            <w:tcW w:type="dxa" w:w="2434"/>
           </w:tcPr>
           <w:p>
             <w:r/>
@@ -894,7 +921,7 @@
               <w:rPr>
                 <w:b/>
               </w:rPr>
-              <w:t>Aggregate Function Level 1</w:t>
+              <w:t>Aggregate Function L1</w:t>
             </w:r>
           </w:p>
         </w:tc>
@@ -908,7 +935,7 @@
               <w:rPr>
                 <w:b/>
               </w:rPr>
-              <w:t>Aggregate Function Level 2</w:t>
+              <w:t>Aggregate Function L2</w:t>
             </w:r>
           </w:p>
         </w:tc>
@@ -928,6 +955,9 @@
         </w:tc>
       </w:tr>
       <w:tr>
+        <w:trPr>
+          <w:cantSplit/>
+        </w:trPr>
         <w:tc>
           <w:tcPr>
             <w:tcW w:type="dxa" w:w="1123"/>
@@ -985,6 +1015,9 @@
         </w:tc>
       </w:tr>
       <w:tr>
+        <w:trPr>
+          <w:cantSplit/>
+        </w:trPr>
         <w:tc>
           <w:tcPr>
             <w:tcW w:type="dxa" w:w="1123"/>
@@ -1042,6 +1075,9 @@
         </w:tc>
       </w:tr>
       <w:tr>
+        <w:trPr>
+          <w:cantSplit/>
+        </w:trPr>
         <w:tc>
           <w:tcPr>
             <w:tcW w:type="dxa" w:w="1123"/>
@@ -1099,6 +1135,9 @@
         </w:tc>
       </w:tr>
       <w:tr>
+        <w:trPr>
+          <w:cantSplit/>
+        </w:trPr>
         <w:tc>
           <w:tcPr>
             <w:tcW w:type="dxa" w:w="1123"/>
@@ -1156,6 +1195,9 @@
         </w:tc>
       </w:tr>
       <w:tr>
+        <w:trPr>
+          <w:cantSplit/>
+        </w:trPr>
         <w:tc>
           <w:tcPr>
             <w:tcW w:type="dxa" w:w="1123"/>
@@ -1213,6 +1255,9 @@
         </w:tc>
       </w:tr>
       <w:tr>
+        <w:trPr>
+          <w:cantSplit/>
+        </w:trPr>
         <w:tc>
           <w:tcPr>
             <w:tcW w:type="dxa" w:w="1123"/>
@@ -1270,6 +1315,9 @@
         </w:tc>
       </w:tr>
       <w:tr>
+        <w:trPr>
+          <w:cantSplit/>
+        </w:trPr>
         <w:tc>
           <w:tcPr>
             <w:tcW w:type="dxa" w:w="1123"/>
@@ -1327,6 +1375,9 @@
         </w:tc>
       </w:tr>
       <w:tr>
+        <w:trPr>
+          <w:cantSplit/>
+        </w:trPr>
         <w:tc>
           <w:tcPr>
             <w:tcW w:type="dxa" w:w="1123"/>
@@ -1384,6 +1435,9 @@
         </w:tc>
       </w:tr>
       <w:tr>
+        <w:trPr>
+          <w:cantSplit/>
+        </w:trPr>
         <w:tc>
           <w:tcPr>
             <w:tcW w:type="dxa" w:w="1123"/>
@@ -1441,6 +1495,9 @@
         </w:tc>
       </w:tr>
       <w:tr>
+        <w:trPr>
+          <w:cantSplit/>
+        </w:trPr>
         <w:tc>
           <w:tcPr>
             <w:tcW w:type="dxa" w:w="1123"/>
@@ -1498,6 +1555,9 @@
         </w:tc>
       </w:tr>
       <w:tr>
+        <w:trPr>
+          <w:cantSplit/>
+        </w:trPr>
         <w:tc>
           <w:tcPr>
             <w:tcW w:type="dxa" w:w="1123"/>
@@ -1555,6 +1615,9 @@
         </w:tc>
       </w:tr>
       <w:tr>
+        <w:trPr>
+          <w:cantSplit/>
+        </w:trPr>
         <w:tc>
           <w:tcPr>
             <w:tcW w:type="dxa" w:w="1123"/>
@@ -1612,6 +1675,9 @@
         </w:tc>
       </w:tr>
       <w:tr>
+        <w:trPr>
+          <w:cantSplit/>
+        </w:trPr>
         <w:tc>
           <w:tcPr>
             <w:tcW w:type="dxa" w:w="1123"/>
@@ -1669,6 +1735,9 @@
         </w:tc>
       </w:tr>
       <w:tr>
+        <w:trPr>
+          <w:cantSplit/>
+        </w:trPr>
         <w:tc>
           <w:tcPr>
             <w:tcW w:type="dxa" w:w="1123"/>
@@ -1726,6 +1795,9 @@
         </w:tc>
       </w:tr>
       <w:tr>
+        <w:trPr>
+          <w:cantSplit/>
+        </w:trPr>
         <w:tc>
           <w:tcPr>
             <w:tcW w:type="dxa" w:w="1123"/>
@@ -1783,6 +1855,9 @@
         </w:tc>
       </w:tr>
       <w:tr>
+        <w:trPr>
+          <w:cantSplit/>
+        </w:trPr>
         <w:tc>
           <w:tcPr>
             <w:tcW w:type="dxa" w:w="1123"/>
@@ -1840,6 +1915,9 @@
         </w:tc>
       </w:tr>
       <w:tr>
+        <w:trPr>
+          <w:cantSplit/>
+        </w:trPr>
         <w:tc>
           <w:tcPr>
             <w:tcW w:type="dxa" w:w="1123"/>
@@ -1897,6 +1975,9 @@
         </w:tc>
       </w:tr>
       <w:tr>
+        <w:trPr>
+          <w:cantSplit/>
+        </w:trPr>
         <w:tc>
           <w:tcPr>
             <w:tcW w:type="dxa" w:w="1123"/>
@@ -1954,6 +2035,9 @@
         </w:tc>
       </w:tr>
       <w:tr>
+        <w:trPr>
+          <w:cantSplit/>
+        </w:trPr>
         <w:tc>
           <w:tcPr>
             <w:tcW w:type="dxa" w:w="1123"/>
@@ -2216,6 +2300,9 @@
         </w:tc>
       </w:tr>
       <w:tr>
+        <w:trPr>
+          <w:cantSplit/>
+        </w:trPr>
         <w:tc>
           <w:tcPr>
             <w:tcW w:type="dxa" w:w="1030"/>
@@ -2284,6 +2371,9 @@
         </w:tc>
       </w:tr>
       <w:tr>
+        <w:trPr>
+          <w:cantSplit/>
+        </w:trPr>
         <w:tc>
           <w:tcPr>
             <w:tcW w:type="dxa" w:w="1030"/>
@@ -2352,6 +2442,9 @@
         </w:tc>
       </w:tr>
       <w:tr>
+        <w:trPr>
+          <w:cantSplit/>
+        </w:trPr>
         <w:tc>
           <w:tcPr>
             <w:tcW w:type="dxa" w:w="1030"/>
@@ -2420,6 +2513,9 @@
         </w:tc>
       </w:tr>
       <w:tr>
+        <w:trPr>
+          <w:cantSplit/>
+        </w:trPr>
         <w:tc>
           <w:tcPr>
             <w:tcW w:type="dxa" w:w="1030"/>
@@ -2488,6 +2584,9 @@
         </w:tc>
       </w:tr>
       <w:tr>
+        <w:trPr>
+          <w:cantSplit/>
+        </w:trPr>
         <w:tc>
           <w:tcPr>
             <w:tcW w:type="dxa" w:w="1030"/>
@@ -2722,6 +2821,9 @@
         </w:tc>
       </w:tr>
       <w:tr>
+        <w:trPr>
+          <w:cantSplit/>
+        </w:trPr>
         <w:tc>
           <w:tcPr>
             <w:tcW w:type="dxa" w:w="1030"/>
@@ -2790,6 +2892,9 @@
         </w:tc>
       </w:tr>
       <w:tr>
+        <w:trPr>
+          <w:cantSplit/>
+        </w:trPr>
         <w:tc>
           <w:tcPr>
             <w:tcW w:type="dxa" w:w="1030"/>
@@ -2858,6 +2963,9 @@
         </w:tc>
       </w:tr>
       <w:tr>
+        <w:trPr>
+          <w:cantSplit/>
+        </w:trPr>
         <w:tc>
           <w:tcPr>
             <w:tcW w:type="dxa" w:w="1030"/>
@@ -2926,6 +3034,9 @@
         </w:tc>
       </w:tr>
       <w:tr>
+        <w:trPr>
+          <w:cantSplit/>
+        </w:trPr>
         <w:tc>
           <w:tcPr>
             <w:tcW w:type="dxa" w:w="1030"/>
@@ -2994,6 +3105,9 @@
         </w:tc>
       </w:tr>
       <w:tr>
+        <w:trPr>
+          <w:cantSplit/>
+        </w:trPr>
         <w:tc>
           <w:tcPr>
             <w:tcW w:type="dxa" w:w="1030"/>
@@ -3062,6 +3176,9 @@
         </w:tc>
       </w:tr>
       <w:tr>
+        <w:trPr>
+          <w:cantSplit/>
+        </w:trPr>
         <w:tc>
           <w:tcPr>
             <w:tcW w:type="dxa" w:w="1030"/>
@@ -3130,6 +3247,9 @@
         </w:tc>
       </w:tr>
       <w:tr>
+        <w:trPr>
+          <w:cantSplit/>
+        </w:trPr>
         <w:tc>
           <w:tcPr>
             <w:tcW w:type="dxa" w:w="1030"/>
@@ -3198,6 +3318,9 @@
         </w:tc>
       </w:tr>
       <w:tr>
+        <w:trPr>
+          <w:cantSplit/>
+        </w:trPr>
         <w:tc>
           <w:tcPr>
             <w:tcW w:type="dxa" w:w="1030"/>
@@ -3266,6 +3389,9 @@
         </w:tc>
       </w:tr>
       <w:tr>
+        <w:trPr>
+          <w:cantSplit/>
+        </w:trPr>
         <w:tc>
           <w:tcPr>
             <w:tcW w:type="dxa" w:w="1030"/>
@@ -3334,6 +3460,9 @@
         </w:tc>
       </w:tr>
       <w:tr>
+        <w:trPr>
+          <w:cantSplit/>
+        </w:trPr>
         <w:tc>
           <w:tcPr>
             <w:tcW w:type="dxa" w:w="1030"/>
@@ -3402,6 +3531,9 @@
         </w:tc>
       </w:tr>
       <w:tr>
+        <w:trPr>
+          <w:cantSplit/>
+        </w:trPr>
         <w:tc>
           <w:tcPr>
             <w:tcW w:type="dxa" w:w="1030"/>
@@ -3470,6 +3602,9 @@
         </w:tc>
       </w:tr>
       <w:tr>
+        <w:trPr>
+          <w:cantSplit/>
+        </w:trPr>
         <w:tc>
           <w:tcPr>
             <w:tcW w:type="dxa" w:w="1030"/>
@@ -3538,6 +3673,9 @@
         </w:tc>
       </w:tr>
       <w:tr>
+        <w:trPr>
+          <w:cantSplit/>
+        </w:trPr>
         <w:tc>
           <w:tcPr>
             <w:tcW w:type="dxa" w:w="1030"/>
@@ -3606,6 +3744,9 @@
         </w:tc>
       </w:tr>
       <w:tr>
+        <w:trPr>
+          <w:cantSplit/>
+        </w:trPr>
         <w:tc>
           <w:tcPr>
             <w:tcW w:type="dxa" w:w="1030"/>
@@ -3674,6 +3815,9 @@
         </w:tc>
       </w:tr>
       <w:tr>
+        <w:trPr>
+          <w:cantSplit/>
+        </w:trPr>
         <w:tc>
           <w:tcPr>
             <w:tcW w:type="dxa" w:w="1030"/>
@@ -3742,6 +3886,9 @@
         </w:tc>
       </w:tr>
       <w:tr>
+        <w:trPr>
+          <w:cantSplit/>
+        </w:trPr>
         <w:tc>
           <w:tcPr>
             <w:tcW w:type="dxa" w:w="1030"/>
@@ -3810,6 +3957,9 @@
         </w:tc>
       </w:tr>
       <w:tr>
+        <w:trPr>
+          <w:cantSplit/>
+        </w:trPr>
         <w:tc>
           <w:tcPr>
             <w:tcW w:type="dxa" w:w="1030"/>
@@ -3878,6 +4028,9 @@
         </w:tc>
       </w:tr>
       <w:tr>
+        <w:trPr>
+          <w:cantSplit/>
+        </w:trPr>
         <w:tc>
           <w:tcPr>
             <w:tcW w:type="dxa" w:w="1030"/>
@@ -3946,6 +4099,9 @@
         </w:tc>
       </w:tr>
       <w:tr>
+        <w:trPr>
+          <w:cantSplit/>
+        </w:trPr>
         <w:tc>
           <w:tcPr>
             <w:tcW w:type="dxa" w:w="1030"/>
@@ -4014,6 +4170,9 @@
         </w:tc>
       </w:tr>
       <w:tr>
+        <w:trPr>
+          <w:cantSplit/>
+        </w:trPr>
         <w:tc>
           <w:tcPr>
             <w:tcW w:type="dxa" w:w="1030"/>
@@ -4082,6 +4241,9 @@
         </w:tc>
       </w:tr>
       <w:tr>
+        <w:trPr>
+          <w:cantSplit/>
+        </w:trPr>
         <w:tc>
           <w:tcPr>
             <w:tcW w:type="dxa" w:w="1030"/>
@@ -4150,6 +4312,9 @@
         </w:tc>
       </w:tr>
       <w:tr>
+        <w:trPr>
+          <w:cantSplit/>
+        </w:trPr>
         <w:tc>
           <w:tcPr>
             <w:tcW w:type="dxa" w:w="1030"/>
@@ -4218,6 +4383,9 @@
         </w:tc>
       </w:tr>
       <w:tr>
+        <w:trPr>
+          <w:cantSplit/>
+        </w:trPr>
         <w:tc>
           <w:tcPr>
             <w:tcW w:type="dxa" w:w="1030"/>
@@ -4420,6 +4588,9 @@
         </w:tc>
       </w:tr>
       <w:tr>
+        <w:trPr>
+          <w:cantSplit/>
+        </w:trPr>
         <w:tc>
           <w:tcPr>
             <w:tcW w:type="dxa" w:w="1310"/>
@@ -4491,6 +4662,9 @@
         </w:tc>
       </w:tr>
       <w:tr>
+        <w:trPr>
+          <w:cantSplit/>
+        </w:trPr>
         <w:tc>
           <w:tcPr>
             <w:tcW w:type="dxa" w:w="1310"/>
@@ -4544,6 +4718,9 @@
         </w:tc>
       </w:tr>
       <w:tr>
+        <w:trPr>
+          <w:cantSplit/>
+        </w:trPr>
         <w:tc>
           <w:tcPr>
             <w:tcW w:type="dxa" w:w="1310"/>
@@ -4814,6 +4991,9 @@
         </w:tc>
       </w:tr>
       <w:tr>
+        <w:trPr>
+          <w:cantSplit/>
+        </w:trPr>
         <w:tc>
           <w:tcPr>
             <w:tcW w:type="dxa" w:w="5990"/>
@@ -4838,6 +5018,9 @@
         </w:tc>
       </w:tr>
       <w:tr>
+        <w:trPr>
+          <w:cantSplit/>
+        </w:trPr>
         <w:tc>
           <w:tcPr>
             <w:tcW w:type="dxa" w:w="5990"/>
@@ -4862,6 +5045,9 @@
         </w:tc>
       </w:tr>
       <w:tr>
+        <w:trPr>
+          <w:cantSplit/>
+        </w:trPr>
         <w:tc>
           <w:tcPr>
             <w:tcW w:type="dxa" w:w="5990"/>
@@ -5033,6 +5219,9 @@
         </w:tc>
       </w:tr>
       <w:tr>
+        <w:trPr>
+          <w:cantSplit/>
+        </w:trPr>
         <w:tc>
           <w:tcPr>
             <w:tcW w:type="dxa" w:w="1872"/>
@@ -5079,6 +5268,9 @@
         </w:tc>
       </w:tr>
       <w:tr>
+        <w:trPr>
+          <w:cantSplit/>
+        </w:trPr>
         <w:tc>
           <w:tcPr>
             <w:tcW w:type="dxa" w:w="1872"/>
@@ -5125,6 +5317,9 @@
         </w:tc>
       </w:tr>
       <w:tr>
+        <w:trPr>
+          <w:cantSplit/>
+        </w:trPr>
         <w:tc>
           <w:tcPr>
             <w:tcW w:type="dxa" w:w="1872"/>
@@ -5171,6 +5366,9 @@
         </w:tc>
       </w:tr>
       <w:tr>
+        <w:trPr>
+          <w:cantSplit/>
+        </w:trPr>
         <w:tc>
           <w:tcPr>
             <w:tcW w:type="dxa" w:w="1872"/>
@@ -5217,6 +5415,9 @@
         </w:tc>
       </w:tr>
       <w:tr>
+        <w:trPr>
+          <w:cantSplit/>
+        </w:trPr>
         <w:tc>
           <w:tcPr>
             <w:tcW w:type="dxa" w:w="1872"/>
@@ -5263,6 +5464,9 @@
         </w:tc>
       </w:tr>
       <w:tr>
+        <w:trPr>
+          <w:cantSplit/>
+        </w:trPr>
         <w:tc>
           <w:tcPr>
             <w:tcW w:type="dxa" w:w="1872"/>
@@ -5309,6 +5513,9 @@
         </w:tc>
       </w:tr>
       <w:tr>
+        <w:trPr>
+          <w:cantSplit/>
+        </w:trPr>
         <w:tc>
           <w:tcPr>
             <w:tcW w:type="dxa" w:w="1872"/>
@@ -5355,6 +5562,9 @@
         </w:tc>
       </w:tr>
       <w:tr>
+        <w:trPr>
+          <w:cantSplit/>
+        </w:trPr>
         <w:tc>
           <w:tcPr>
             <w:tcW w:type="dxa" w:w="1872"/>
@@ -5401,6 +5611,9 @@
         </w:tc>
       </w:tr>
       <w:tr>
+        <w:trPr>
+          <w:cantSplit/>
+        </w:trPr>
         <w:tc>
           <w:tcPr>
             <w:tcW w:type="dxa" w:w="1872"/>
@@ -5539,6 +5752,9 @@
         </w:tc>
       </w:tr>
       <w:tr>
+        <w:trPr>
+          <w:cantSplit/>
+        </w:trPr>
         <w:tc>
           <w:tcPr>
             <w:tcW w:type="dxa" w:w="1778"/>
@@ -5585,6 +5801,9 @@
         </w:tc>
       </w:tr>
       <w:tr>
+        <w:trPr>
+          <w:cantSplit/>
+        </w:trPr>
         <w:tc>
           <w:tcPr>
             <w:tcW w:type="dxa" w:w="1778"/>
@@ -5631,6 +5850,9 @@
         </w:tc>
       </w:tr>
       <w:tr>
+        <w:trPr>
+          <w:cantSplit/>
+        </w:trPr>
         <w:tc>
           <w:tcPr>
             <w:tcW w:type="dxa" w:w="1778"/>
@@ -5677,6 +5899,9 @@
         </w:tc>
       </w:tr>
       <w:tr>
+        <w:trPr>
+          <w:cantSplit/>
+        </w:trPr>
         <w:tc>
           <w:tcPr>
             <w:tcW w:type="dxa" w:w="1778"/>
@@ -5723,6 +5948,9 @@
         </w:tc>
       </w:tr>
       <w:tr>
+        <w:trPr>
+          <w:cantSplit/>
+        </w:trPr>
         <w:tc>
           <w:tcPr>
             <w:tcW w:type="dxa" w:w="1778"/>
@@ -5769,6 +5997,9 @@
         </w:tc>
       </w:tr>
       <w:tr>
+        <w:trPr>
+          <w:cantSplit/>
+        </w:trPr>
         <w:tc>
           <w:tcPr>
             <w:tcW w:type="dxa" w:w="1778"/>
@@ -5815,6 +6046,9 @@
         </w:tc>
       </w:tr>
       <w:tr>
+        <w:trPr>
+          <w:cantSplit/>
+        </w:trPr>
         <w:tc>
           <w:tcPr>
             <w:tcW w:type="dxa" w:w="1778"/>
@@ -5861,6 +6095,9 @@
         </w:tc>
       </w:tr>
       <w:tr>
+        <w:trPr>
+          <w:cantSplit/>
+        </w:trPr>
         <w:tc>
           <w:tcPr>
             <w:tcW w:type="dxa" w:w="1778"/>
@@ -5907,6 +6144,9 @@
         </w:tc>
       </w:tr>
       <w:tr>
+        <w:trPr>
+          <w:cantSplit/>
+        </w:trPr>
         <w:tc>
           <w:tcPr>
             <w:tcW w:type="dxa" w:w="1778"/>
@@ -6030,6 +6270,9 @@
         </w:tc>
       </w:tr>
       <w:tr>
+        <w:trPr>
+          <w:cantSplit/>
+        </w:trPr>
         <w:tc>
           <w:tcPr>
             <w:tcW w:type="dxa" w:w="4118"/>
@@ -6065,6 +6308,9 @@
         </w:tc>
       </w:tr>
       <w:tr>
+        <w:trPr>
+          <w:cantSplit/>
+        </w:trPr>
         <w:tc>
           <w:tcPr>
             <w:tcW w:type="dxa" w:w="4118"/>
@@ -6100,6 +6346,9 @@
         </w:tc>
       </w:tr>
       <w:tr>
+        <w:trPr>
+          <w:cantSplit/>
+        </w:trPr>
         <w:tc>
           <w:tcPr>
             <w:tcW w:type="dxa" w:w="4118"/>
@@ -6135,6 +6384,9 @@
         </w:tc>
       </w:tr>
       <w:tr>
+        <w:trPr>
+          <w:cantSplit/>
+        </w:trPr>
         <w:tc>
           <w:tcPr>
             <w:tcW w:type="dxa" w:w="4118"/>
@@ -6170,6 +6422,9 @@
         </w:tc>
       </w:tr>
       <w:tr>
+        <w:trPr>
+          <w:cantSplit/>
+        </w:trPr>
         <w:tc>
           <w:tcPr>
             <w:tcW w:type="dxa" w:w="4118"/>
@@ -6205,6 +6460,9 @@
         </w:tc>
       </w:tr>
       <w:tr>
+        <w:trPr>
+          <w:cantSplit/>
+        </w:trPr>
         <w:tc>
           <w:tcPr>
             <w:tcW w:type="dxa" w:w="4118"/>
@@ -6240,6 +6498,9 @@
         </w:tc>
       </w:tr>
       <w:tr>
+        <w:trPr>
+          <w:cantSplit/>
+        </w:trPr>
         <w:tc>
           <w:tcPr>
             <w:tcW w:type="dxa" w:w="4118"/>
@@ -6275,6 +6536,9 @@
         </w:tc>
       </w:tr>
       <w:tr>
+        <w:trPr>
+          <w:cantSplit/>
+        </w:trPr>
         <w:tc>
           <w:tcPr>
             <w:tcW w:type="dxa" w:w="4118"/>
@@ -6310,6 +6574,9 @@
         </w:tc>
       </w:tr>
       <w:tr>
+        <w:trPr>
+          <w:cantSplit/>
+        </w:trPr>
         <w:tc>
           <w:tcPr>
             <w:tcW w:type="dxa" w:w="4118"/>
@@ -6345,6 +6612,9 @@
         </w:tc>
       </w:tr>
       <w:tr>
+        <w:trPr>
+          <w:cantSplit/>
+        </w:trPr>
         <w:tc>
           <w:tcPr>
             <w:tcW w:type="dxa" w:w="4118"/>
@@ -6380,6 +6650,9 @@
         </w:tc>
       </w:tr>
       <w:tr>
+        <w:trPr>
+          <w:cantSplit/>
+        </w:trPr>
         <w:tc>
           <w:tcPr>
             <w:tcW w:type="dxa" w:w="4118"/>
